--- a/Documentacion/CASOS DE USO.docx
+++ b/Documentacion/CASOS DE USO.docx
@@ -48,224 +48,112 @@
           <w:sz w:val="24"/>
           <w:szCs w:val="24"/>
         </w:rPr>
-        <w:t>HU11:</w:t>
-      </w:r>
-      <w:r>
-        <w:rPr>
-          <w:sz w:val="24"/>
-          <w:szCs w:val="24"/>
-        </w:rPr>
-        <w:t xml:space="preserve"> </w:t>
-      </w:r>
-      <w:r>
-        <w:rPr>
-          <w:sz w:val="24"/>
-          <w:szCs w:val="24"/>
-        </w:rPr>
-        <w:t xml:space="preserve">Gestión y configuración de perfiles de usuario </w:t>
-      </w:r>
-    </w:p>
-    <w:p>
-      <w:pPr>
-        <w:rPr>
-          <w:sz w:val="24"/>
-          <w:szCs w:val="24"/>
-        </w:rPr>
-      </w:pPr>
-      <w:r>
-        <w:rPr>
-          <w:sz w:val="24"/>
-          <w:szCs w:val="24"/>
-        </w:rPr>
-        <w:t>HU12:</w:t>
-      </w:r>
-      <w:r>
-        <w:rPr>
-          <w:sz w:val="24"/>
-          <w:szCs w:val="24"/>
-        </w:rPr>
-        <w:t xml:space="preserve"> </w:t>
-      </w:r>
-      <w:r>
-        <w:rPr>
-          <w:sz w:val="24"/>
-          <w:szCs w:val="24"/>
-        </w:rPr>
-        <w:t xml:space="preserve">Publicación y gestión de inmuebles (CRUD) </w:t>
-      </w:r>
-    </w:p>
-    <w:p>
-      <w:pPr>
-        <w:rPr>
-          <w:sz w:val="24"/>
-          <w:szCs w:val="24"/>
-        </w:rPr>
-      </w:pPr>
-      <w:r>
-        <w:rPr>
-          <w:sz w:val="24"/>
-          <w:szCs w:val="24"/>
-        </w:rPr>
-        <w:t>HU13:</w:t>
-      </w:r>
-      <w:r>
-        <w:rPr>
-          <w:sz w:val="24"/>
-          <w:szCs w:val="24"/>
-        </w:rPr>
-        <w:t xml:space="preserve"> </w:t>
-      </w:r>
-      <w:r>
-        <w:rPr>
-          <w:sz w:val="24"/>
-          <w:szCs w:val="24"/>
-        </w:rPr>
-        <w:t xml:space="preserve">Gestión de carga multimedia avanzada </w:t>
-      </w:r>
-    </w:p>
-    <w:p>
-      <w:pPr>
-        <w:rPr>
-          <w:sz w:val="24"/>
-          <w:szCs w:val="24"/>
-        </w:rPr>
-      </w:pPr>
-      <w:r>
-        <w:rPr>
-          <w:sz w:val="24"/>
-          <w:szCs w:val="24"/>
-        </w:rPr>
-        <w:t>HU14:</w:t>
-      </w:r>
-      <w:r>
-        <w:rPr>
-          <w:sz w:val="24"/>
-          <w:szCs w:val="24"/>
-        </w:rPr>
-        <w:t xml:space="preserve"> </w:t>
-      </w:r>
-      <w:r>
-        <w:rPr>
-          <w:sz w:val="24"/>
-          <w:szCs w:val="24"/>
-        </w:rPr>
-        <w:t xml:space="preserve">Motor de búsqueda avanzada con filtros interactivos </w:t>
-      </w:r>
-    </w:p>
-    <w:p>
-      <w:pPr>
-        <w:rPr>
-          <w:sz w:val="24"/>
-          <w:szCs w:val="24"/>
-        </w:rPr>
-      </w:pPr>
-      <w:r>
-        <w:rPr>
-          <w:sz w:val="24"/>
-          <w:szCs w:val="24"/>
-        </w:rPr>
-        <w:t>HU15:</w:t>
-      </w:r>
-      <w:r>
-        <w:rPr>
-          <w:sz w:val="24"/>
-          <w:szCs w:val="24"/>
-        </w:rPr>
-        <w:t xml:space="preserve"> </w:t>
-      </w:r>
-      <w:r>
-        <w:rPr>
-          <w:sz w:val="24"/>
-          <w:szCs w:val="24"/>
-        </w:rPr>
-        <w:t xml:space="preserve">Visualización detallada de inmuebles </w:t>
-      </w:r>
-    </w:p>
-    <w:p>
-      <w:pPr>
-        <w:rPr>
-          <w:sz w:val="24"/>
-          <w:szCs w:val="24"/>
-        </w:rPr>
-      </w:pPr>
-      <w:r>
-        <w:rPr>
-          <w:sz w:val="24"/>
-          <w:szCs w:val="24"/>
-        </w:rPr>
-        <w:t>HU16:</w:t>
-      </w:r>
-      <w:r>
-        <w:rPr>
-          <w:sz w:val="24"/>
-          <w:szCs w:val="24"/>
-        </w:rPr>
-        <w:t xml:space="preserve"> </w:t>
-      </w:r>
-      <w:r>
-        <w:rPr>
-          <w:sz w:val="24"/>
-          <w:szCs w:val="24"/>
-        </w:rPr>
-        <w:t xml:space="preserve">Gestionar Agenda </w:t>
-      </w:r>
-    </w:p>
-    <w:p>
-      <w:pPr>
-        <w:rPr>
-          <w:sz w:val="24"/>
-          <w:szCs w:val="24"/>
-        </w:rPr>
-      </w:pPr>
-      <w:r>
-        <w:rPr>
-          <w:sz w:val="24"/>
-          <w:szCs w:val="24"/>
-        </w:rPr>
-        <w:t>HU17:</w:t>
-      </w:r>
-      <w:r>
-        <w:rPr>
-          <w:sz w:val="24"/>
-          <w:szCs w:val="24"/>
-        </w:rPr>
-        <w:t xml:space="preserve"> </w:t>
-      </w:r>
-      <w:r>
-        <w:rPr>
-          <w:sz w:val="24"/>
-          <w:szCs w:val="24"/>
-        </w:rPr>
-        <w:t xml:space="preserve">Gestionar Categoría </w:t>
-      </w:r>
-    </w:p>
-    <w:p>
-      <w:pPr>
-        <w:rPr>
-          <w:sz w:val="24"/>
-          <w:szCs w:val="24"/>
-        </w:rPr>
-      </w:pPr>
-      <w:r>
-        <w:rPr>
-          <w:sz w:val="24"/>
-          <w:szCs w:val="24"/>
-        </w:rPr>
-        <w:t>HU18:</w:t>
-      </w:r>
-      <w:r>
-        <w:rPr>
-          <w:sz w:val="24"/>
-          <w:szCs w:val="24"/>
-        </w:rPr>
-        <w:t xml:space="preserve"> </w:t>
-      </w:r>
-      <w:r>
-        <w:rPr>
-          <w:sz w:val="24"/>
-          <w:szCs w:val="24"/>
-        </w:rPr>
-        <w:t xml:space="preserve">Gestionar Dirección </w:t>
+        <w:t xml:space="preserve">HU11: Gestión y configuración de perfiles de usuario </w:t>
+      </w:r>
+    </w:p>
+    <w:p>
+      <w:pPr>
+        <w:rPr>
+          <w:sz w:val="24"/>
+          <w:szCs w:val="24"/>
+        </w:rPr>
+      </w:pPr>
+      <w:r>
+        <w:rPr>
+          <w:sz w:val="24"/>
+          <w:szCs w:val="24"/>
+        </w:rPr>
+        <w:t xml:space="preserve">HU12: Publicación y gestión de inmuebles (CRUD) </w:t>
+      </w:r>
+    </w:p>
+    <w:p>
+      <w:pPr>
+        <w:rPr>
+          <w:sz w:val="24"/>
+          <w:szCs w:val="24"/>
+        </w:rPr>
+      </w:pPr>
+      <w:r>
+        <w:rPr>
+          <w:sz w:val="24"/>
+          <w:szCs w:val="24"/>
+        </w:rPr>
+        <w:t xml:space="preserve">HU13: Gestión de carga multimedia avanzada </w:t>
+      </w:r>
+    </w:p>
+    <w:p>
+      <w:pPr>
+        <w:rPr>
+          <w:sz w:val="24"/>
+          <w:szCs w:val="24"/>
+        </w:rPr>
+      </w:pPr>
+      <w:r>
+        <w:rPr>
+          <w:sz w:val="24"/>
+          <w:szCs w:val="24"/>
+        </w:rPr>
+        <w:t xml:space="preserve">HU14: Motor de búsqueda avanzada con filtros interactivos </w:t>
+      </w:r>
+    </w:p>
+    <w:p>
+      <w:pPr>
+        <w:rPr>
+          <w:sz w:val="24"/>
+          <w:szCs w:val="24"/>
+        </w:rPr>
+      </w:pPr>
+      <w:r>
+        <w:rPr>
+          <w:sz w:val="24"/>
+          <w:szCs w:val="24"/>
+        </w:rPr>
+        <w:t xml:space="preserve">HU15: Visualización detallada de inmuebles </w:t>
+      </w:r>
+    </w:p>
+    <w:p>
+      <w:pPr>
+        <w:rPr>
+          <w:sz w:val="24"/>
+          <w:szCs w:val="24"/>
+        </w:rPr>
+      </w:pPr>
+      <w:r>
+        <w:rPr>
+          <w:sz w:val="24"/>
+          <w:szCs w:val="24"/>
+        </w:rPr>
+        <w:t xml:space="preserve">HU16: Gestionar Agenda </w:t>
+      </w:r>
+    </w:p>
+    <w:p>
+      <w:pPr>
+        <w:rPr>
+          <w:sz w:val="24"/>
+          <w:szCs w:val="24"/>
+        </w:rPr>
+      </w:pPr>
+      <w:r>
+        <w:rPr>
+          <w:sz w:val="24"/>
+          <w:szCs w:val="24"/>
+        </w:rPr>
+        <w:t xml:space="preserve">HU17: Gestionar Categoría </w:t>
+      </w:r>
+    </w:p>
+    <w:p>
+      <w:pPr>
+        <w:rPr>
+          <w:sz w:val="24"/>
+          <w:szCs w:val="24"/>
+        </w:rPr>
+      </w:pPr>
+      <w:r>
+        <w:rPr>
+          <w:sz w:val="24"/>
+          <w:szCs w:val="24"/>
+        </w:rPr>
+        <w:t xml:space="preserve">HU18: Gestionar Dirección </w:t>
       </w:r>
     </w:p>
     <w:p>
@@ -1263,7 +1151,2769 @@
       </w:r>
     </w:p>
     <w:p/>
+    <w:p>
+      <w:r>
+        <w:lastRenderedPageBreak/>
+        <w:t xml:space="preserve">Sprint 1 — Fundación y Plataforma Base (10 </w:t>
+      </w:r>
+      <w:proofErr w:type="spellStart"/>
+      <w:r>
+        <w:t>HUs</w:t>
+      </w:r>
+      <w:proofErr w:type="spellEnd"/>
+      <w:r>
+        <w:t>)</w:t>
+      </w:r>
+    </w:p>
+    <w:tbl>
+      <w:tblPr>
+        <w:tblW w:w="0" w:type="auto"/>
+        <w:tblCellSpacing w:w="15" w:type="dxa"/>
+        <w:tblCellMar>
+          <w:left w:w="0" w:type="dxa"/>
+          <w:right w:w="0" w:type="dxa"/>
+        </w:tblCellMar>
+        <w:tblLook w:val="04A0" w:firstRow="1" w:lastRow="0" w:firstColumn="1" w:lastColumn="0" w:noHBand="0" w:noVBand="1"/>
+      </w:tblPr>
+      <w:tblGrid>
+        <w:gridCol w:w="289"/>
+        <w:gridCol w:w="629"/>
+        <w:gridCol w:w="4772"/>
+      </w:tblGrid>
+      <w:tr>
+        <w:trPr>
+          <w:tblHeader/>
+          <w:tblCellSpacing w:w="15" w:type="dxa"/>
+        </w:trPr>
+        <w:tc>
+          <w:tcPr>
+            <w:tcW w:w="0" w:type="auto"/>
+            <w:tcBorders>
+              <w:top w:val="single" w:sz="2" w:space="0" w:color="auto"/>
+              <w:left w:val="single" w:sz="2" w:space="0" w:color="auto"/>
+              <w:bottom w:val="single" w:sz="6" w:space="0" w:color="auto"/>
+              <w:right w:val="single" w:sz="6" w:space="0" w:color="auto"/>
+            </w:tcBorders>
+            <w:vAlign w:val="center"/>
+            <w:hideMark/>
+          </w:tcPr>
+          <w:p>
+            <w:r>
+              <w:t>#</w:t>
+            </w:r>
+          </w:p>
+        </w:tc>
+        <w:tc>
+          <w:tcPr>
+            <w:tcW w:w="0" w:type="auto"/>
+            <w:tcBorders>
+              <w:top w:val="single" w:sz="2" w:space="0" w:color="auto"/>
+              <w:left w:val="single" w:sz="6" w:space="0" w:color="auto"/>
+              <w:bottom w:val="single" w:sz="6" w:space="0" w:color="auto"/>
+              <w:right w:val="single" w:sz="6" w:space="0" w:color="auto"/>
+            </w:tcBorders>
+            <w:vAlign w:val="center"/>
+            <w:hideMark/>
+          </w:tcPr>
+          <w:p>
+            <w:r>
+              <w:t>HU</w:t>
+            </w:r>
+          </w:p>
+        </w:tc>
+        <w:tc>
+          <w:tcPr>
+            <w:tcW w:w="0" w:type="auto"/>
+            <w:tcBorders>
+              <w:top w:val="single" w:sz="2" w:space="0" w:color="auto"/>
+              <w:left w:val="single" w:sz="6" w:space="0" w:color="auto"/>
+              <w:bottom w:val="single" w:sz="6" w:space="0" w:color="auto"/>
+              <w:right w:val="single" w:sz="2" w:space="0" w:color="auto"/>
+            </w:tcBorders>
+            <w:vAlign w:val="center"/>
+            <w:hideMark/>
+          </w:tcPr>
+          <w:p>
+            <w:r>
+              <w:t>Descripción</w:t>
+            </w:r>
+          </w:p>
+        </w:tc>
+      </w:tr>
+      <w:tr>
+        <w:trPr>
+          <w:tblCellSpacing w:w="15" w:type="dxa"/>
+        </w:trPr>
+        <w:tc>
+          <w:tcPr>
+            <w:tcW w:w="0" w:type="auto"/>
+            <w:tcBorders>
+              <w:top w:val="single" w:sz="6" w:space="0" w:color="auto"/>
+              <w:left w:val="single" w:sz="2" w:space="0" w:color="auto"/>
+              <w:bottom w:val="single" w:sz="6" w:space="0" w:color="auto"/>
+              <w:right w:val="single" w:sz="6" w:space="0" w:color="auto"/>
+            </w:tcBorders>
+            <w:vAlign w:val="center"/>
+            <w:hideMark/>
+          </w:tcPr>
+          <w:p>
+            <w:r>
+              <w:t>1</w:t>
+            </w:r>
+          </w:p>
+        </w:tc>
+        <w:tc>
+          <w:tcPr>
+            <w:tcW w:w="0" w:type="auto"/>
+            <w:vAlign w:val="center"/>
+            <w:hideMark/>
+          </w:tcPr>
+          <w:p>
+            <w:r>
+              <w:t>HU-10</w:t>
+            </w:r>
+          </w:p>
+        </w:tc>
+        <w:tc>
+          <w:tcPr>
+            <w:tcW w:w="0" w:type="auto"/>
+            <w:tcBorders>
+              <w:top w:val="single" w:sz="6" w:space="0" w:color="auto"/>
+              <w:left w:val="single" w:sz="6" w:space="0" w:color="auto"/>
+              <w:bottom w:val="single" w:sz="6" w:space="0" w:color="auto"/>
+              <w:right w:val="single" w:sz="2" w:space="0" w:color="auto"/>
+            </w:tcBorders>
+            <w:vAlign w:val="center"/>
+            <w:hideMark/>
+          </w:tcPr>
+          <w:p>
+            <w:r>
+              <w:t>Gestión de registro y autenticación de usuarios</w:t>
+            </w:r>
+          </w:p>
+        </w:tc>
+      </w:tr>
+      <w:tr>
+        <w:trPr>
+          <w:tblCellSpacing w:w="15" w:type="dxa"/>
+        </w:trPr>
+        <w:tc>
+          <w:tcPr>
+            <w:tcW w:w="0" w:type="auto"/>
+            <w:tcBorders>
+              <w:top w:val="single" w:sz="6" w:space="0" w:color="auto"/>
+              <w:left w:val="single" w:sz="2" w:space="0" w:color="auto"/>
+              <w:bottom w:val="single" w:sz="6" w:space="0" w:color="auto"/>
+              <w:right w:val="single" w:sz="6" w:space="0" w:color="auto"/>
+            </w:tcBorders>
+            <w:vAlign w:val="center"/>
+            <w:hideMark/>
+          </w:tcPr>
+          <w:p>
+            <w:r>
+              <w:t>2</w:t>
+            </w:r>
+          </w:p>
+        </w:tc>
+        <w:tc>
+          <w:tcPr>
+            <w:tcW w:w="0" w:type="auto"/>
+            <w:vAlign w:val="center"/>
+            <w:hideMark/>
+          </w:tcPr>
+          <w:p>
+            <w:r>
+              <w:t>HU-11</w:t>
+            </w:r>
+          </w:p>
+        </w:tc>
+        <w:tc>
+          <w:tcPr>
+            <w:tcW w:w="0" w:type="auto"/>
+            <w:tcBorders>
+              <w:top w:val="single" w:sz="6" w:space="0" w:color="auto"/>
+              <w:left w:val="single" w:sz="6" w:space="0" w:color="auto"/>
+              <w:bottom w:val="single" w:sz="6" w:space="0" w:color="auto"/>
+              <w:right w:val="single" w:sz="2" w:space="0" w:color="auto"/>
+            </w:tcBorders>
+            <w:vAlign w:val="center"/>
+            <w:hideMark/>
+          </w:tcPr>
+          <w:p>
+            <w:r>
+              <w:t>Gestión y configuración de perfiles de usuario</w:t>
+            </w:r>
+          </w:p>
+        </w:tc>
+      </w:tr>
+      <w:tr>
+        <w:trPr>
+          <w:tblCellSpacing w:w="15" w:type="dxa"/>
+        </w:trPr>
+        <w:tc>
+          <w:tcPr>
+            <w:tcW w:w="0" w:type="auto"/>
+            <w:tcBorders>
+              <w:top w:val="single" w:sz="6" w:space="0" w:color="auto"/>
+              <w:left w:val="single" w:sz="2" w:space="0" w:color="auto"/>
+              <w:bottom w:val="single" w:sz="6" w:space="0" w:color="auto"/>
+              <w:right w:val="single" w:sz="6" w:space="0" w:color="auto"/>
+            </w:tcBorders>
+            <w:vAlign w:val="center"/>
+            <w:hideMark/>
+          </w:tcPr>
+          <w:p>
+            <w:r>
+              <w:t>3</w:t>
+            </w:r>
+          </w:p>
+        </w:tc>
+        <w:tc>
+          <w:tcPr>
+            <w:tcW w:w="0" w:type="auto"/>
+            <w:vAlign w:val="center"/>
+            <w:hideMark/>
+          </w:tcPr>
+          <w:p>
+            <w:r>
+              <w:t>HU-12</w:t>
+            </w:r>
+          </w:p>
+        </w:tc>
+        <w:tc>
+          <w:tcPr>
+            <w:tcW w:w="0" w:type="auto"/>
+            <w:tcBorders>
+              <w:top w:val="single" w:sz="6" w:space="0" w:color="auto"/>
+              <w:left w:val="single" w:sz="6" w:space="0" w:color="auto"/>
+              <w:bottom w:val="single" w:sz="6" w:space="0" w:color="auto"/>
+              <w:right w:val="single" w:sz="2" w:space="0" w:color="auto"/>
+            </w:tcBorders>
+            <w:vAlign w:val="center"/>
+            <w:hideMark/>
+          </w:tcPr>
+          <w:p>
+            <w:r>
+              <w:t>Publicación y gestión de inmuebles (CRUD)</w:t>
+            </w:r>
+          </w:p>
+        </w:tc>
+      </w:tr>
+      <w:tr>
+        <w:trPr>
+          <w:tblCellSpacing w:w="15" w:type="dxa"/>
+        </w:trPr>
+        <w:tc>
+          <w:tcPr>
+            <w:tcW w:w="0" w:type="auto"/>
+            <w:tcBorders>
+              <w:top w:val="single" w:sz="6" w:space="0" w:color="auto"/>
+              <w:left w:val="single" w:sz="2" w:space="0" w:color="auto"/>
+              <w:bottom w:val="single" w:sz="6" w:space="0" w:color="auto"/>
+              <w:right w:val="single" w:sz="6" w:space="0" w:color="auto"/>
+            </w:tcBorders>
+            <w:vAlign w:val="center"/>
+            <w:hideMark/>
+          </w:tcPr>
+          <w:p>
+            <w:r>
+              <w:t>4</w:t>
+            </w:r>
+          </w:p>
+        </w:tc>
+        <w:tc>
+          <w:tcPr>
+            <w:tcW w:w="0" w:type="auto"/>
+            <w:vAlign w:val="center"/>
+            <w:hideMark/>
+          </w:tcPr>
+          <w:p>
+            <w:r>
+              <w:t>HU-13</w:t>
+            </w:r>
+          </w:p>
+        </w:tc>
+        <w:tc>
+          <w:tcPr>
+            <w:tcW w:w="0" w:type="auto"/>
+            <w:tcBorders>
+              <w:top w:val="single" w:sz="6" w:space="0" w:color="auto"/>
+              <w:left w:val="single" w:sz="6" w:space="0" w:color="auto"/>
+              <w:bottom w:val="single" w:sz="6" w:space="0" w:color="auto"/>
+              <w:right w:val="single" w:sz="2" w:space="0" w:color="auto"/>
+            </w:tcBorders>
+            <w:vAlign w:val="center"/>
+            <w:hideMark/>
+          </w:tcPr>
+          <w:p>
+            <w:r>
+              <w:t>Gestión de carga multimedia avanzada</w:t>
+            </w:r>
+          </w:p>
+        </w:tc>
+      </w:tr>
+      <w:tr>
+        <w:trPr>
+          <w:tblCellSpacing w:w="15" w:type="dxa"/>
+        </w:trPr>
+        <w:tc>
+          <w:tcPr>
+            <w:tcW w:w="0" w:type="auto"/>
+            <w:tcBorders>
+              <w:top w:val="single" w:sz="6" w:space="0" w:color="auto"/>
+              <w:left w:val="single" w:sz="2" w:space="0" w:color="auto"/>
+              <w:bottom w:val="single" w:sz="6" w:space="0" w:color="auto"/>
+              <w:right w:val="single" w:sz="6" w:space="0" w:color="auto"/>
+            </w:tcBorders>
+            <w:vAlign w:val="center"/>
+            <w:hideMark/>
+          </w:tcPr>
+          <w:p>
+            <w:r>
+              <w:t>5</w:t>
+            </w:r>
+          </w:p>
+        </w:tc>
+        <w:tc>
+          <w:tcPr>
+            <w:tcW w:w="0" w:type="auto"/>
+            <w:vAlign w:val="center"/>
+            <w:hideMark/>
+          </w:tcPr>
+          <w:p>
+            <w:r>
+              <w:t>HU-14</w:t>
+            </w:r>
+          </w:p>
+        </w:tc>
+        <w:tc>
+          <w:tcPr>
+            <w:tcW w:w="0" w:type="auto"/>
+            <w:tcBorders>
+              <w:top w:val="single" w:sz="6" w:space="0" w:color="auto"/>
+              <w:left w:val="single" w:sz="6" w:space="0" w:color="auto"/>
+              <w:bottom w:val="single" w:sz="6" w:space="0" w:color="auto"/>
+              <w:right w:val="single" w:sz="2" w:space="0" w:color="auto"/>
+            </w:tcBorders>
+            <w:vAlign w:val="center"/>
+            <w:hideMark/>
+          </w:tcPr>
+          <w:p>
+            <w:r>
+              <w:t>Motor de búsqueda avanzada con filtros interactivos</w:t>
+            </w:r>
+          </w:p>
+        </w:tc>
+      </w:tr>
+      <w:tr>
+        <w:trPr>
+          <w:tblCellSpacing w:w="15" w:type="dxa"/>
+        </w:trPr>
+        <w:tc>
+          <w:tcPr>
+            <w:tcW w:w="0" w:type="auto"/>
+            <w:tcBorders>
+              <w:top w:val="single" w:sz="6" w:space="0" w:color="auto"/>
+              <w:left w:val="single" w:sz="2" w:space="0" w:color="auto"/>
+              <w:bottom w:val="single" w:sz="6" w:space="0" w:color="auto"/>
+              <w:right w:val="single" w:sz="6" w:space="0" w:color="auto"/>
+            </w:tcBorders>
+            <w:vAlign w:val="center"/>
+            <w:hideMark/>
+          </w:tcPr>
+          <w:p>
+            <w:pPr>
+              <w:rPr>
+                <w:color w:val="000000" w:themeColor="text1"/>
+              </w:rPr>
+            </w:pPr>
+            <w:r>
+              <w:rPr>
+                <w:color w:val="000000" w:themeColor="text1"/>
+              </w:rPr>
+              <w:t>6</w:t>
+            </w:r>
+          </w:p>
+        </w:tc>
+        <w:tc>
+          <w:tcPr>
+            <w:tcW w:w="0" w:type="auto"/>
+            <w:vAlign w:val="center"/>
+            <w:hideMark/>
+          </w:tcPr>
+          <w:p>
+            <w:pPr>
+              <w:rPr>
+                <w:color w:val="000000" w:themeColor="text1"/>
+              </w:rPr>
+            </w:pPr>
+            <w:r>
+              <w:rPr>
+                <w:color w:val="000000" w:themeColor="text1"/>
+              </w:rPr>
+              <w:t>HU-15</w:t>
+            </w:r>
+          </w:p>
+        </w:tc>
+        <w:tc>
+          <w:tcPr>
+            <w:tcW w:w="0" w:type="auto"/>
+            <w:tcBorders>
+              <w:top w:val="single" w:sz="6" w:space="0" w:color="auto"/>
+              <w:left w:val="single" w:sz="6" w:space="0" w:color="auto"/>
+              <w:bottom w:val="single" w:sz="6" w:space="0" w:color="auto"/>
+              <w:right w:val="single" w:sz="2" w:space="0" w:color="auto"/>
+            </w:tcBorders>
+            <w:vAlign w:val="center"/>
+            <w:hideMark/>
+          </w:tcPr>
+          <w:p>
+            <w:pPr>
+              <w:rPr>
+                <w:color w:val="000000" w:themeColor="text1"/>
+              </w:rPr>
+            </w:pPr>
+            <w:r>
+              <w:rPr>
+                <w:color w:val="000000" w:themeColor="text1"/>
+              </w:rPr>
+              <w:t>Visualización detallada de inmuebles</w:t>
+            </w:r>
+          </w:p>
+        </w:tc>
+      </w:tr>
+      <w:tr>
+        <w:trPr>
+          <w:tblCellSpacing w:w="15" w:type="dxa"/>
+        </w:trPr>
+        <w:tc>
+          <w:tcPr>
+            <w:tcW w:w="0" w:type="auto"/>
+            <w:tcBorders>
+              <w:top w:val="single" w:sz="6" w:space="0" w:color="auto"/>
+              <w:left w:val="single" w:sz="2" w:space="0" w:color="auto"/>
+              <w:bottom w:val="single" w:sz="6" w:space="0" w:color="auto"/>
+              <w:right w:val="single" w:sz="6" w:space="0" w:color="auto"/>
+            </w:tcBorders>
+            <w:vAlign w:val="center"/>
+            <w:hideMark/>
+          </w:tcPr>
+          <w:p>
+            <w:pPr>
+              <w:rPr>
+                <w:highlight w:val="red"/>
+              </w:rPr>
+            </w:pPr>
+            <w:r>
+              <w:rPr>
+                <w:highlight w:val="red"/>
+              </w:rPr>
+              <w:t>7</w:t>
+            </w:r>
+          </w:p>
+        </w:tc>
+        <w:tc>
+          <w:tcPr>
+            <w:tcW w:w="0" w:type="auto"/>
+            <w:vAlign w:val="center"/>
+            <w:hideMark/>
+          </w:tcPr>
+          <w:p>
+            <w:pPr>
+              <w:rPr>
+                <w:highlight w:val="red"/>
+              </w:rPr>
+            </w:pPr>
+            <w:r>
+              <w:rPr>
+                <w:highlight w:val="red"/>
+              </w:rPr>
+              <w:t>HU-16</w:t>
+            </w:r>
+          </w:p>
+        </w:tc>
+        <w:tc>
+          <w:tcPr>
+            <w:tcW w:w="0" w:type="auto"/>
+            <w:tcBorders>
+              <w:top w:val="single" w:sz="6" w:space="0" w:color="auto"/>
+              <w:left w:val="single" w:sz="6" w:space="0" w:color="auto"/>
+              <w:bottom w:val="single" w:sz="6" w:space="0" w:color="auto"/>
+              <w:right w:val="single" w:sz="2" w:space="0" w:color="auto"/>
+            </w:tcBorders>
+            <w:vAlign w:val="center"/>
+            <w:hideMark/>
+          </w:tcPr>
+          <w:p>
+            <w:pPr>
+              <w:rPr>
+                <w:highlight w:val="red"/>
+              </w:rPr>
+            </w:pPr>
+            <w:r>
+              <w:rPr>
+                <w:highlight w:val="red"/>
+              </w:rPr>
+              <w:t>Gestionar Agenda (disponibilidad y visitas)</w:t>
+            </w:r>
+          </w:p>
+        </w:tc>
+      </w:tr>
+      <w:tr>
+        <w:trPr>
+          <w:tblCellSpacing w:w="15" w:type="dxa"/>
+        </w:trPr>
+        <w:tc>
+          <w:tcPr>
+            <w:tcW w:w="0" w:type="auto"/>
+            <w:tcBorders>
+              <w:top w:val="single" w:sz="6" w:space="0" w:color="auto"/>
+              <w:left w:val="single" w:sz="2" w:space="0" w:color="auto"/>
+              <w:bottom w:val="single" w:sz="6" w:space="0" w:color="auto"/>
+              <w:right w:val="single" w:sz="6" w:space="0" w:color="auto"/>
+            </w:tcBorders>
+            <w:vAlign w:val="center"/>
+            <w:hideMark/>
+          </w:tcPr>
+          <w:p>
+            <w:r>
+              <w:t>8</w:t>
+            </w:r>
+          </w:p>
+        </w:tc>
+        <w:tc>
+          <w:tcPr>
+            <w:tcW w:w="0" w:type="auto"/>
+            <w:vAlign w:val="center"/>
+            <w:hideMark/>
+          </w:tcPr>
+          <w:p>
+            <w:r>
+              <w:t>HU-17</w:t>
+            </w:r>
+          </w:p>
+        </w:tc>
+        <w:tc>
+          <w:tcPr>
+            <w:tcW w:w="0" w:type="auto"/>
+            <w:tcBorders>
+              <w:top w:val="single" w:sz="6" w:space="0" w:color="auto"/>
+              <w:left w:val="single" w:sz="6" w:space="0" w:color="auto"/>
+              <w:bottom w:val="single" w:sz="6" w:space="0" w:color="auto"/>
+              <w:right w:val="single" w:sz="2" w:space="0" w:color="auto"/>
+            </w:tcBorders>
+            <w:vAlign w:val="center"/>
+            <w:hideMark/>
+          </w:tcPr>
+          <w:p>
+            <w:r>
+              <w:t>Gestionar Categoría</w:t>
+            </w:r>
+          </w:p>
+        </w:tc>
+      </w:tr>
+      <w:tr>
+        <w:trPr>
+          <w:tblCellSpacing w:w="15" w:type="dxa"/>
+        </w:trPr>
+        <w:tc>
+          <w:tcPr>
+            <w:tcW w:w="0" w:type="auto"/>
+            <w:tcBorders>
+              <w:top w:val="single" w:sz="6" w:space="0" w:color="auto"/>
+              <w:left w:val="single" w:sz="2" w:space="0" w:color="auto"/>
+              <w:bottom w:val="single" w:sz="6" w:space="0" w:color="auto"/>
+              <w:right w:val="single" w:sz="6" w:space="0" w:color="auto"/>
+            </w:tcBorders>
+            <w:vAlign w:val="center"/>
+            <w:hideMark/>
+          </w:tcPr>
+          <w:p>
+            <w:r>
+              <w:t>9</w:t>
+            </w:r>
+          </w:p>
+        </w:tc>
+        <w:tc>
+          <w:tcPr>
+            <w:tcW w:w="0" w:type="auto"/>
+            <w:vAlign w:val="center"/>
+            <w:hideMark/>
+          </w:tcPr>
+          <w:p>
+            <w:r>
+              <w:t>HU-18</w:t>
+            </w:r>
+          </w:p>
+        </w:tc>
+        <w:tc>
+          <w:tcPr>
+            <w:tcW w:w="0" w:type="auto"/>
+            <w:tcBorders>
+              <w:top w:val="single" w:sz="6" w:space="0" w:color="auto"/>
+              <w:left w:val="single" w:sz="6" w:space="0" w:color="auto"/>
+              <w:bottom w:val="single" w:sz="6" w:space="0" w:color="auto"/>
+              <w:right w:val="single" w:sz="2" w:space="0" w:color="auto"/>
+            </w:tcBorders>
+            <w:vAlign w:val="center"/>
+            <w:hideMark/>
+          </w:tcPr>
+          <w:p>
+            <w:r>
+              <w:t>Gestionar Dirección</w:t>
+            </w:r>
+          </w:p>
+        </w:tc>
+      </w:tr>
+      <w:tr>
+        <w:trPr>
+          <w:tblCellSpacing w:w="15" w:type="dxa"/>
+        </w:trPr>
+        <w:tc>
+          <w:tcPr>
+            <w:tcW w:w="0" w:type="auto"/>
+            <w:tcBorders>
+              <w:top w:val="single" w:sz="6" w:space="0" w:color="auto"/>
+              <w:left w:val="single" w:sz="2" w:space="0" w:color="auto"/>
+              <w:bottom w:val="single" w:sz="2" w:space="0" w:color="auto"/>
+              <w:right w:val="single" w:sz="6" w:space="0" w:color="auto"/>
+            </w:tcBorders>
+            <w:vAlign w:val="center"/>
+            <w:hideMark/>
+          </w:tcPr>
+          <w:p>
+            <w:r>
+              <w:t>10</w:t>
+            </w:r>
+          </w:p>
+        </w:tc>
+        <w:tc>
+          <w:tcPr>
+            <w:tcW w:w="0" w:type="auto"/>
+            <w:tcBorders>
+              <w:top w:val="single" w:sz="6" w:space="0" w:color="auto"/>
+              <w:left w:val="single" w:sz="6" w:space="0" w:color="auto"/>
+              <w:bottom w:val="single" w:sz="2" w:space="0" w:color="auto"/>
+              <w:right w:val="single" w:sz="6" w:space="0" w:color="auto"/>
+            </w:tcBorders>
+            <w:vAlign w:val="center"/>
+            <w:hideMark/>
+          </w:tcPr>
+          <w:p>
+            <w:r>
+              <w:t>HU-34</w:t>
+            </w:r>
+          </w:p>
+        </w:tc>
+        <w:tc>
+          <w:tcPr>
+            <w:tcW w:w="0" w:type="auto"/>
+            <w:tcBorders>
+              <w:top w:val="single" w:sz="6" w:space="0" w:color="auto"/>
+              <w:left w:val="single" w:sz="6" w:space="0" w:color="auto"/>
+              <w:bottom w:val="single" w:sz="2" w:space="0" w:color="auto"/>
+              <w:right w:val="single" w:sz="2" w:space="0" w:color="auto"/>
+            </w:tcBorders>
+            <w:vAlign w:val="center"/>
+            <w:hideMark/>
+          </w:tcPr>
+          <w:p>
+            <w:r>
+              <w:rPr>
+                <w:b/>
+                <w:bCs/>
+              </w:rPr>
+              <w:t>Gestionar Favoritos</w:t>
+            </w:r>
+            <w:r>
+              <w:t> </w:t>
+            </w:r>
+            <w:r>
+              <w:rPr>
+                <w:rFonts w:ascii="Segoe UI Emoji" w:hAnsi="Segoe UI Emoji" w:cs="Segoe UI Emoji"/>
+              </w:rPr>
+              <w:t>⭐</w:t>
+            </w:r>
+            <w:r>
+              <w:t> </w:t>
+            </w:r>
+            <w:r>
+              <w:rPr>
+                <w:i/>
+                <w:iCs/>
+              </w:rPr>
+              <w:t>nueva</w:t>
+            </w:r>
+          </w:p>
+        </w:tc>
+      </w:tr>
+    </w:tbl>
+    <w:p>
+      <w:r>
+        <w:t xml:space="preserve">Sprint 2 — Inteligencia, Contratos y Pagos (10 </w:t>
+      </w:r>
+      <w:proofErr w:type="spellStart"/>
+      <w:r>
+        <w:t>HUs</w:t>
+      </w:r>
+      <w:proofErr w:type="spellEnd"/>
+      <w:r>
+        <w:t>)</w:t>
+      </w:r>
+    </w:p>
+    <w:tbl>
+      <w:tblPr>
+        <w:tblW w:w="0" w:type="auto"/>
+        <w:tblCellSpacing w:w="15" w:type="dxa"/>
+        <w:tblCellMar>
+          <w:left w:w="0" w:type="dxa"/>
+          <w:right w:w="0" w:type="dxa"/>
+        </w:tblCellMar>
+        <w:tblLook w:val="04A0" w:firstRow="1" w:lastRow="0" w:firstColumn="1" w:lastColumn="0" w:noHBand="0" w:noVBand="1"/>
+      </w:tblPr>
+      <w:tblGrid>
+        <w:gridCol w:w="289"/>
+        <w:gridCol w:w="629"/>
+        <w:gridCol w:w="5433"/>
+      </w:tblGrid>
+      <w:tr>
+        <w:trPr>
+          <w:tblHeader/>
+          <w:tblCellSpacing w:w="15" w:type="dxa"/>
+        </w:trPr>
+        <w:tc>
+          <w:tcPr>
+            <w:tcW w:w="0" w:type="auto"/>
+            <w:tcBorders>
+              <w:top w:val="single" w:sz="2" w:space="0" w:color="auto"/>
+              <w:left w:val="single" w:sz="2" w:space="0" w:color="auto"/>
+              <w:bottom w:val="single" w:sz="6" w:space="0" w:color="auto"/>
+              <w:right w:val="single" w:sz="6" w:space="0" w:color="auto"/>
+            </w:tcBorders>
+            <w:vAlign w:val="center"/>
+            <w:hideMark/>
+          </w:tcPr>
+          <w:p>
+            <w:r>
+              <w:t>#</w:t>
+            </w:r>
+          </w:p>
+        </w:tc>
+        <w:tc>
+          <w:tcPr>
+            <w:tcW w:w="0" w:type="auto"/>
+            <w:tcBorders>
+              <w:top w:val="single" w:sz="2" w:space="0" w:color="auto"/>
+              <w:left w:val="single" w:sz="6" w:space="0" w:color="auto"/>
+              <w:bottom w:val="single" w:sz="6" w:space="0" w:color="auto"/>
+              <w:right w:val="single" w:sz="6" w:space="0" w:color="auto"/>
+            </w:tcBorders>
+            <w:vAlign w:val="center"/>
+            <w:hideMark/>
+          </w:tcPr>
+          <w:p>
+            <w:r>
+              <w:t>HU</w:t>
+            </w:r>
+          </w:p>
+        </w:tc>
+        <w:tc>
+          <w:tcPr>
+            <w:tcW w:w="0" w:type="auto"/>
+            <w:tcBorders>
+              <w:top w:val="single" w:sz="2" w:space="0" w:color="auto"/>
+              <w:left w:val="single" w:sz="6" w:space="0" w:color="auto"/>
+              <w:bottom w:val="single" w:sz="6" w:space="0" w:color="auto"/>
+              <w:right w:val="single" w:sz="2" w:space="0" w:color="auto"/>
+            </w:tcBorders>
+            <w:vAlign w:val="center"/>
+            <w:hideMark/>
+          </w:tcPr>
+          <w:p>
+            <w:r>
+              <w:t>Descripción</w:t>
+            </w:r>
+          </w:p>
+        </w:tc>
+      </w:tr>
+      <w:tr>
+        <w:trPr>
+          <w:tblCellSpacing w:w="15" w:type="dxa"/>
+        </w:trPr>
+        <w:tc>
+          <w:tcPr>
+            <w:tcW w:w="0" w:type="auto"/>
+            <w:tcBorders>
+              <w:top w:val="single" w:sz="6" w:space="0" w:color="auto"/>
+              <w:left w:val="single" w:sz="2" w:space="0" w:color="auto"/>
+              <w:bottom w:val="single" w:sz="6" w:space="0" w:color="auto"/>
+              <w:right w:val="single" w:sz="6" w:space="0" w:color="auto"/>
+            </w:tcBorders>
+            <w:vAlign w:val="center"/>
+            <w:hideMark/>
+          </w:tcPr>
+          <w:p>
+            <w:pPr>
+              <w:rPr>
+                <w:highlight w:val="red"/>
+              </w:rPr>
+            </w:pPr>
+            <w:r>
+              <w:rPr>
+                <w:highlight w:val="red"/>
+              </w:rPr>
+              <w:t>11</w:t>
+            </w:r>
+          </w:p>
+        </w:tc>
+        <w:tc>
+          <w:tcPr>
+            <w:tcW w:w="0" w:type="auto"/>
+            <w:vAlign w:val="center"/>
+            <w:hideMark/>
+          </w:tcPr>
+          <w:p>
+            <w:pPr>
+              <w:rPr>
+                <w:highlight w:val="red"/>
+              </w:rPr>
+            </w:pPr>
+            <w:r>
+              <w:rPr>
+                <w:highlight w:val="red"/>
+              </w:rPr>
+              <w:t>HU-19</w:t>
+            </w:r>
+          </w:p>
+        </w:tc>
+        <w:tc>
+          <w:tcPr>
+            <w:tcW w:w="0" w:type="auto"/>
+            <w:tcBorders>
+              <w:top w:val="single" w:sz="6" w:space="0" w:color="auto"/>
+              <w:left w:val="single" w:sz="6" w:space="0" w:color="auto"/>
+              <w:bottom w:val="single" w:sz="6" w:space="0" w:color="auto"/>
+              <w:right w:val="single" w:sz="2" w:space="0" w:color="auto"/>
+            </w:tcBorders>
+            <w:vAlign w:val="center"/>
+            <w:hideMark/>
+          </w:tcPr>
+          <w:p>
+            <w:pPr>
+              <w:rPr>
+                <w:highlight w:val="red"/>
+              </w:rPr>
+            </w:pPr>
+            <w:r>
+              <w:rPr>
+                <w:highlight w:val="red"/>
+              </w:rPr>
+              <w:t>Chat con propietarios</w:t>
+            </w:r>
+          </w:p>
+        </w:tc>
+      </w:tr>
+      <w:tr>
+        <w:trPr>
+          <w:tblCellSpacing w:w="15" w:type="dxa"/>
+        </w:trPr>
+        <w:tc>
+          <w:tcPr>
+            <w:tcW w:w="0" w:type="auto"/>
+            <w:tcBorders>
+              <w:top w:val="single" w:sz="6" w:space="0" w:color="auto"/>
+              <w:left w:val="single" w:sz="2" w:space="0" w:color="auto"/>
+              <w:bottom w:val="single" w:sz="6" w:space="0" w:color="auto"/>
+              <w:right w:val="single" w:sz="6" w:space="0" w:color="auto"/>
+            </w:tcBorders>
+            <w:vAlign w:val="center"/>
+            <w:hideMark/>
+          </w:tcPr>
+          <w:p>
+            <w:pPr>
+              <w:rPr>
+                <w:highlight w:val="red"/>
+              </w:rPr>
+            </w:pPr>
+            <w:r>
+              <w:rPr>
+                <w:highlight w:val="red"/>
+              </w:rPr>
+              <w:t>12</w:t>
+            </w:r>
+          </w:p>
+        </w:tc>
+        <w:tc>
+          <w:tcPr>
+            <w:tcW w:w="0" w:type="auto"/>
+            <w:vAlign w:val="center"/>
+            <w:hideMark/>
+          </w:tcPr>
+          <w:p>
+            <w:pPr>
+              <w:rPr>
+                <w:highlight w:val="red"/>
+              </w:rPr>
+            </w:pPr>
+            <w:r>
+              <w:rPr>
+                <w:highlight w:val="red"/>
+              </w:rPr>
+              <w:t>HU-20</w:t>
+            </w:r>
+          </w:p>
+        </w:tc>
+        <w:tc>
+          <w:tcPr>
+            <w:tcW w:w="0" w:type="auto"/>
+            <w:tcBorders>
+              <w:top w:val="single" w:sz="6" w:space="0" w:color="auto"/>
+              <w:left w:val="single" w:sz="6" w:space="0" w:color="auto"/>
+              <w:bottom w:val="single" w:sz="6" w:space="0" w:color="auto"/>
+              <w:right w:val="single" w:sz="2" w:space="0" w:color="auto"/>
+            </w:tcBorders>
+            <w:vAlign w:val="center"/>
+            <w:hideMark/>
+          </w:tcPr>
+          <w:p>
+            <w:pPr>
+              <w:rPr>
+                <w:highlight w:val="red"/>
+              </w:rPr>
+            </w:pPr>
+            <w:r>
+              <w:rPr>
+                <w:highlight w:val="red"/>
+              </w:rPr>
+              <w:t xml:space="preserve">Cargar el </w:t>
+            </w:r>
+            <w:proofErr w:type="spellStart"/>
+            <w:r>
+              <w:rPr>
+                <w:highlight w:val="red"/>
+              </w:rPr>
+              <w:t>dataset</w:t>
+            </w:r>
+            <w:proofErr w:type="spellEnd"/>
+          </w:p>
+        </w:tc>
+      </w:tr>
+      <w:tr>
+        <w:trPr>
+          <w:tblCellSpacing w:w="15" w:type="dxa"/>
+        </w:trPr>
+        <w:tc>
+          <w:tcPr>
+            <w:tcW w:w="0" w:type="auto"/>
+            <w:tcBorders>
+              <w:top w:val="single" w:sz="6" w:space="0" w:color="auto"/>
+              <w:left w:val="single" w:sz="2" w:space="0" w:color="auto"/>
+              <w:bottom w:val="single" w:sz="6" w:space="0" w:color="auto"/>
+              <w:right w:val="single" w:sz="6" w:space="0" w:color="auto"/>
+            </w:tcBorders>
+            <w:vAlign w:val="center"/>
+            <w:hideMark/>
+          </w:tcPr>
+          <w:p>
+            <w:r>
+              <w:t>13</w:t>
+            </w:r>
+          </w:p>
+        </w:tc>
+        <w:tc>
+          <w:tcPr>
+            <w:tcW w:w="0" w:type="auto"/>
+            <w:vAlign w:val="center"/>
+            <w:hideMark/>
+          </w:tcPr>
+          <w:p>
+            <w:r>
+              <w:t>HU-21</w:t>
+            </w:r>
+          </w:p>
+        </w:tc>
+        <w:tc>
+          <w:tcPr>
+            <w:tcW w:w="0" w:type="auto"/>
+            <w:tcBorders>
+              <w:top w:val="single" w:sz="6" w:space="0" w:color="auto"/>
+              <w:left w:val="single" w:sz="6" w:space="0" w:color="auto"/>
+              <w:bottom w:val="single" w:sz="6" w:space="0" w:color="auto"/>
+              <w:right w:val="single" w:sz="2" w:space="0" w:color="auto"/>
+            </w:tcBorders>
+            <w:vAlign w:val="center"/>
+            <w:hideMark/>
+          </w:tcPr>
+          <w:p>
+            <w:r>
+              <w:t>Sistema de notificaciones y alertas</w:t>
+            </w:r>
+          </w:p>
+        </w:tc>
+      </w:tr>
+      <w:tr>
+        <w:trPr>
+          <w:tblCellSpacing w:w="15" w:type="dxa"/>
+        </w:trPr>
+        <w:tc>
+          <w:tcPr>
+            <w:tcW w:w="0" w:type="auto"/>
+            <w:tcBorders>
+              <w:top w:val="single" w:sz="6" w:space="0" w:color="auto"/>
+              <w:left w:val="single" w:sz="2" w:space="0" w:color="auto"/>
+              <w:bottom w:val="single" w:sz="6" w:space="0" w:color="auto"/>
+              <w:right w:val="single" w:sz="6" w:space="0" w:color="auto"/>
+            </w:tcBorders>
+            <w:vAlign w:val="center"/>
+            <w:hideMark/>
+          </w:tcPr>
+          <w:p>
+            <w:r>
+              <w:t>14</w:t>
+            </w:r>
+          </w:p>
+        </w:tc>
+        <w:tc>
+          <w:tcPr>
+            <w:tcW w:w="0" w:type="auto"/>
+            <w:vAlign w:val="center"/>
+            <w:hideMark/>
+          </w:tcPr>
+          <w:p>
+            <w:r>
+              <w:t>HU-25</w:t>
+            </w:r>
+          </w:p>
+        </w:tc>
+        <w:tc>
+          <w:tcPr>
+            <w:tcW w:w="0" w:type="auto"/>
+            <w:tcBorders>
+              <w:top w:val="single" w:sz="6" w:space="0" w:color="auto"/>
+              <w:left w:val="single" w:sz="6" w:space="0" w:color="auto"/>
+              <w:bottom w:val="single" w:sz="6" w:space="0" w:color="auto"/>
+              <w:right w:val="single" w:sz="2" w:space="0" w:color="auto"/>
+            </w:tcBorders>
+            <w:vAlign w:val="center"/>
+            <w:hideMark/>
+          </w:tcPr>
+          <w:p>
+            <w:r>
+              <w:t>Generación dinámica de contratos (PDF) + Firma electrónica</w:t>
+            </w:r>
+          </w:p>
+        </w:tc>
+      </w:tr>
+      <w:tr>
+        <w:trPr>
+          <w:tblCellSpacing w:w="15" w:type="dxa"/>
+        </w:trPr>
+        <w:tc>
+          <w:tcPr>
+            <w:tcW w:w="0" w:type="auto"/>
+            <w:tcBorders>
+              <w:top w:val="single" w:sz="6" w:space="0" w:color="auto"/>
+              <w:left w:val="single" w:sz="2" w:space="0" w:color="auto"/>
+              <w:bottom w:val="single" w:sz="6" w:space="0" w:color="auto"/>
+              <w:right w:val="single" w:sz="6" w:space="0" w:color="auto"/>
+            </w:tcBorders>
+            <w:vAlign w:val="center"/>
+            <w:hideMark/>
+          </w:tcPr>
+          <w:p>
+            <w:r>
+              <w:t>15</w:t>
+            </w:r>
+          </w:p>
+        </w:tc>
+        <w:tc>
+          <w:tcPr>
+            <w:tcW w:w="0" w:type="auto"/>
+            <w:vAlign w:val="center"/>
+            <w:hideMark/>
+          </w:tcPr>
+          <w:p>
+            <w:r>
+              <w:t>HU-26</w:t>
+            </w:r>
+          </w:p>
+        </w:tc>
+        <w:tc>
+          <w:tcPr>
+            <w:tcW w:w="0" w:type="auto"/>
+            <w:tcBorders>
+              <w:top w:val="single" w:sz="6" w:space="0" w:color="auto"/>
+              <w:left w:val="single" w:sz="6" w:space="0" w:color="auto"/>
+              <w:bottom w:val="single" w:sz="6" w:space="0" w:color="auto"/>
+              <w:right w:val="single" w:sz="2" w:space="0" w:color="auto"/>
+            </w:tcBorders>
+            <w:vAlign w:val="center"/>
+            <w:hideMark/>
+          </w:tcPr>
+          <w:p>
+            <w:r>
+              <w:t>Gestionar Tipo Contrato</w:t>
+            </w:r>
+          </w:p>
+        </w:tc>
+      </w:tr>
+      <w:tr>
+        <w:trPr>
+          <w:tblCellSpacing w:w="15" w:type="dxa"/>
+        </w:trPr>
+        <w:tc>
+          <w:tcPr>
+            <w:tcW w:w="0" w:type="auto"/>
+            <w:tcBorders>
+              <w:top w:val="single" w:sz="6" w:space="0" w:color="auto"/>
+              <w:left w:val="single" w:sz="2" w:space="0" w:color="auto"/>
+              <w:bottom w:val="single" w:sz="6" w:space="0" w:color="auto"/>
+              <w:right w:val="single" w:sz="6" w:space="0" w:color="auto"/>
+            </w:tcBorders>
+            <w:vAlign w:val="center"/>
+            <w:hideMark/>
+          </w:tcPr>
+          <w:p>
+            <w:r>
+              <w:t>16</w:t>
+            </w:r>
+          </w:p>
+        </w:tc>
+        <w:tc>
+          <w:tcPr>
+            <w:tcW w:w="0" w:type="auto"/>
+            <w:vAlign w:val="center"/>
+            <w:hideMark/>
+          </w:tcPr>
+          <w:p>
+            <w:r>
+              <w:t>HU-30</w:t>
+            </w:r>
+          </w:p>
+        </w:tc>
+        <w:tc>
+          <w:tcPr>
+            <w:tcW w:w="0" w:type="auto"/>
+            <w:tcBorders>
+              <w:top w:val="single" w:sz="6" w:space="0" w:color="auto"/>
+              <w:left w:val="single" w:sz="6" w:space="0" w:color="auto"/>
+              <w:bottom w:val="single" w:sz="6" w:space="0" w:color="auto"/>
+              <w:right w:val="single" w:sz="2" w:space="0" w:color="auto"/>
+            </w:tcBorders>
+            <w:vAlign w:val="center"/>
+            <w:hideMark/>
+          </w:tcPr>
+          <w:p>
+            <w:r>
+              <w:t>Verificación legal automatizada (OCR + NLP)</w:t>
+            </w:r>
+          </w:p>
+        </w:tc>
+      </w:tr>
+      <w:tr>
+        <w:trPr>
+          <w:tblCellSpacing w:w="15" w:type="dxa"/>
+        </w:trPr>
+        <w:tc>
+          <w:tcPr>
+            <w:tcW w:w="0" w:type="auto"/>
+            <w:tcBorders>
+              <w:top w:val="single" w:sz="6" w:space="0" w:color="auto"/>
+              <w:left w:val="single" w:sz="2" w:space="0" w:color="auto"/>
+              <w:bottom w:val="single" w:sz="6" w:space="0" w:color="auto"/>
+              <w:right w:val="single" w:sz="6" w:space="0" w:color="auto"/>
+            </w:tcBorders>
+            <w:vAlign w:val="center"/>
+            <w:hideMark/>
+          </w:tcPr>
+          <w:p>
+            <w:r>
+              <w:t>17</w:t>
+            </w:r>
+          </w:p>
+        </w:tc>
+        <w:tc>
+          <w:tcPr>
+            <w:tcW w:w="0" w:type="auto"/>
+            <w:vAlign w:val="center"/>
+            <w:hideMark/>
+          </w:tcPr>
+          <w:p>
+            <w:r>
+              <w:t>HU-31</w:t>
+            </w:r>
+          </w:p>
+        </w:tc>
+        <w:tc>
+          <w:tcPr>
+            <w:tcW w:w="0" w:type="auto"/>
+            <w:tcBorders>
+              <w:top w:val="single" w:sz="6" w:space="0" w:color="auto"/>
+              <w:left w:val="single" w:sz="6" w:space="0" w:color="auto"/>
+              <w:bottom w:val="single" w:sz="6" w:space="0" w:color="auto"/>
+              <w:right w:val="single" w:sz="2" w:space="0" w:color="auto"/>
+            </w:tcBorders>
+            <w:vAlign w:val="center"/>
+            <w:hideMark/>
+          </w:tcPr>
+          <w:p>
+            <w:r>
+              <w:t>Sistema de reseñas y comentarios</w:t>
+            </w:r>
+          </w:p>
+        </w:tc>
+      </w:tr>
+      <w:tr>
+        <w:trPr>
+          <w:tblCellSpacing w:w="15" w:type="dxa"/>
+        </w:trPr>
+        <w:tc>
+          <w:tcPr>
+            <w:tcW w:w="0" w:type="auto"/>
+            <w:tcBorders>
+              <w:top w:val="single" w:sz="6" w:space="0" w:color="auto"/>
+              <w:left w:val="single" w:sz="2" w:space="0" w:color="auto"/>
+              <w:bottom w:val="single" w:sz="6" w:space="0" w:color="auto"/>
+              <w:right w:val="single" w:sz="6" w:space="0" w:color="auto"/>
+            </w:tcBorders>
+            <w:vAlign w:val="center"/>
+            <w:hideMark/>
+          </w:tcPr>
+          <w:p>
+            <w:pPr>
+              <w:rPr>
+                <w:highlight w:val="red"/>
+              </w:rPr>
+            </w:pPr>
+            <w:r>
+              <w:rPr>
+                <w:highlight w:val="red"/>
+              </w:rPr>
+              <w:t>18</w:t>
+            </w:r>
+          </w:p>
+        </w:tc>
+        <w:tc>
+          <w:tcPr>
+            <w:tcW w:w="0" w:type="auto"/>
+            <w:vAlign w:val="center"/>
+            <w:hideMark/>
+          </w:tcPr>
+          <w:p>
+            <w:pPr>
+              <w:rPr>
+                <w:highlight w:val="red"/>
+              </w:rPr>
+            </w:pPr>
+            <w:r>
+              <w:rPr>
+                <w:highlight w:val="red"/>
+              </w:rPr>
+              <w:t>HU-35</w:t>
+            </w:r>
+          </w:p>
+        </w:tc>
+        <w:tc>
+          <w:tcPr>
+            <w:tcW w:w="0" w:type="auto"/>
+            <w:tcBorders>
+              <w:top w:val="single" w:sz="6" w:space="0" w:color="auto"/>
+              <w:left w:val="single" w:sz="6" w:space="0" w:color="auto"/>
+              <w:bottom w:val="single" w:sz="6" w:space="0" w:color="auto"/>
+              <w:right w:val="single" w:sz="2" w:space="0" w:color="auto"/>
+            </w:tcBorders>
+            <w:vAlign w:val="center"/>
+            <w:hideMark/>
+          </w:tcPr>
+          <w:p>
+            <w:pPr>
+              <w:rPr>
+                <w:highlight w:val="red"/>
+              </w:rPr>
+            </w:pPr>
+            <w:proofErr w:type="spellStart"/>
+            <w:r>
+              <w:rPr>
+                <w:b/>
+                <w:bCs/>
+                <w:highlight w:val="red"/>
+              </w:rPr>
+              <w:t>Scoring</w:t>
+            </w:r>
+            <w:proofErr w:type="spellEnd"/>
+            <w:r>
+              <w:rPr>
+                <w:b/>
+                <w:bCs/>
+                <w:highlight w:val="red"/>
+              </w:rPr>
+              <w:t xml:space="preserve"> predictivo de inquilinos</w:t>
+            </w:r>
+            <w:r>
+              <w:rPr>
+                <w:highlight w:val="red"/>
+              </w:rPr>
+              <w:t> </w:t>
+            </w:r>
+            <w:r>
+              <w:rPr>
+                <w:rFonts w:ascii="Segoe UI Emoji" w:hAnsi="Segoe UI Emoji" w:cs="Segoe UI Emoji"/>
+                <w:highlight w:val="red"/>
+              </w:rPr>
+              <w:t>⭐</w:t>
+            </w:r>
+            <w:r>
+              <w:rPr>
+                <w:highlight w:val="red"/>
+              </w:rPr>
+              <w:t> </w:t>
+            </w:r>
+            <w:r>
+              <w:rPr>
+                <w:i/>
+                <w:iCs/>
+                <w:highlight w:val="red"/>
+              </w:rPr>
+              <w:t>nueva</w:t>
+            </w:r>
+          </w:p>
+        </w:tc>
+      </w:tr>
+      <w:tr>
+        <w:trPr>
+          <w:tblCellSpacing w:w="15" w:type="dxa"/>
+        </w:trPr>
+        <w:tc>
+          <w:tcPr>
+            <w:tcW w:w="0" w:type="auto"/>
+            <w:tcBorders>
+              <w:top w:val="single" w:sz="6" w:space="0" w:color="auto"/>
+              <w:left w:val="single" w:sz="2" w:space="0" w:color="auto"/>
+              <w:bottom w:val="single" w:sz="6" w:space="0" w:color="auto"/>
+              <w:right w:val="single" w:sz="6" w:space="0" w:color="auto"/>
+            </w:tcBorders>
+            <w:vAlign w:val="center"/>
+            <w:hideMark/>
+          </w:tcPr>
+          <w:p>
+            <w:pPr>
+              <w:rPr>
+                <w:highlight w:val="red"/>
+              </w:rPr>
+            </w:pPr>
+            <w:r>
+              <w:rPr>
+                <w:highlight w:val="red"/>
+              </w:rPr>
+              <w:t>19</w:t>
+            </w:r>
+          </w:p>
+        </w:tc>
+        <w:tc>
+          <w:tcPr>
+            <w:tcW w:w="0" w:type="auto"/>
+            <w:vAlign w:val="center"/>
+            <w:hideMark/>
+          </w:tcPr>
+          <w:p>
+            <w:pPr>
+              <w:rPr>
+                <w:highlight w:val="red"/>
+              </w:rPr>
+            </w:pPr>
+            <w:r>
+              <w:rPr>
+                <w:highlight w:val="red"/>
+              </w:rPr>
+              <w:t>HU-22</w:t>
+            </w:r>
+          </w:p>
+        </w:tc>
+        <w:tc>
+          <w:tcPr>
+            <w:tcW w:w="0" w:type="auto"/>
+            <w:tcBorders>
+              <w:top w:val="single" w:sz="6" w:space="0" w:color="auto"/>
+              <w:left w:val="single" w:sz="6" w:space="0" w:color="auto"/>
+              <w:bottom w:val="single" w:sz="6" w:space="0" w:color="auto"/>
+              <w:right w:val="single" w:sz="2" w:space="0" w:color="auto"/>
+            </w:tcBorders>
+            <w:vAlign w:val="center"/>
+            <w:hideMark/>
+          </w:tcPr>
+          <w:p>
+            <w:pPr>
+              <w:rPr>
+                <w:highlight w:val="red"/>
+              </w:rPr>
+            </w:pPr>
+            <w:r>
+              <w:rPr>
+                <w:highlight w:val="red"/>
+              </w:rPr>
+              <w:t>Gestionar Pago + Pasarela de pagos</w:t>
+            </w:r>
+          </w:p>
+        </w:tc>
+      </w:tr>
+      <w:tr>
+        <w:trPr>
+          <w:tblCellSpacing w:w="15" w:type="dxa"/>
+        </w:trPr>
+        <w:tc>
+          <w:tcPr>
+            <w:tcW w:w="0" w:type="auto"/>
+            <w:tcBorders>
+              <w:top w:val="single" w:sz="6" w:space="0" w:color="auto"/>
+              <w:left w:val="single" w:sz="2" w:space="0" w:color="auto"/>
+              <w:bottom w:val="single" w:sz="2" w:space="0" w:color="auto"/>
+              <w:right w:val="single" w:sz="6" w:space="0" w:color="auto"/>
+            </w:tcBorders>
+            <w:vAlign w:val="center"/>
+            <w:hideMark/>
+          </w:tcPr>
+          <w:p>
+            <w:r>
+              <w:t>20</w:t>
+            </w:r>
+          </w:p>
+        </w:tc>
+        <w:tc>
+          <w:tcPr>
+            <w:tcW w:w="0" w:type="auto"/>
+            <w:tcBorders>
+              <w:top w:val="single" w:sz="6" w:space="0" w:color="auto"/>
+              <w:left w:val="single" w:sz="6" w:space="0" w:color="auto"/>
+              <w:bottom w:val="single" w:sz="2" w:space="0" w:color="auto"/>
+              <w:right w:val="single" w:sz="6" w:space="0" w:color="auto"/>
+            </w:tcBorders>
+            <w:vAlign w:val="center"/>
+            <w:hideMark/>
+          </w:tcPr>
+          <w:p>
+            <w:r>
+              <w:t>HU-29</w:t>
+            </w:r>
+          </w:p>
+        </w:tc>
+        <w:tc>
+          <w:tcPr>
+            <w:tcW w:w="0" w:type="auto"/>
+            <w:tcBorders>
+              <w:top w:val="single" w:sz="6" w:space="0" w:color="auto"/>
+              <w:left w:val="single" w:sz="6" w:space="0" w:color="auto"/>
+              <w:bottom w:val="single" w:sz="2" w:space="0" w:color="auto"/>
+              <w:right w:val="single" w:sz="2" w:space="0" w:color="auto"/>
+            </w:tcBorders>
+            <w:vAlign w:val="center"/>
+            <w:hideMark/>
+          </w:tcPr>
+          <w:p>
+            <w:r>
+              <w:t>Panel de reportes y gráficos</w:t>
+            </w:r>
+          </w:p>
+        </w:tc>
+      </w:tr>
+    </w:tbl>
+    <w:p>
+      <w:r>
+        <w:t xml:space="preserve">Sprint 3 — Experiencia Avanzada, Smart </w:t>
+      </w:r>
+      <w:proofErr w:type="spellStart"/>
+      <w:r>
+        <w:t>Contracts</w:t>
+      </w:r>
+      <w:proofErr w:type="spellEnd"/>
+      <w:r>
+        <w:t xml:space="preserve"> e </w:t>
+      </w:r>
+      <w:proofErr w:type="spellStart"/>
+      <w:r>
+        <w:t>IoT</w:t>
+      </w:r>
+      <w:proofErr w:type="spellEnd"/>
+      <w:r>
+        <w:t xml:space="preserve"> (10 </w:t>
+      </w:r>
+      <w:proofErr w:type="spellStart"/>
+      <w:r>
+        <w:t>HUs</w:t>
+      </w:r>
+      <w:proofErr w:type="spellEnd"/>
+      <w:r>
+        <w:t>)</w:t>
+      </w:r>
+    </w:p>
+    <w:tbl>
+      <w:tblPr>
+        <w:tblW w:w="0" w:type="auto"/>
+        <w:tblCellSpacing w:w="15" w:type="dxa"/>
+        <w:tblCellMar>
+          <w:left w:w="0" w:type="dxa"/>
+          <w:right w:w="0" w:type="dxa"/>
+        </w:tblCellMar>
+        <w:tblLook w:val="04A0" w:firstRow="1" w:lastRow="0" w:firstColumn="1" w:lastColumn="0" w:noHBand="0" w:noVBand="1"/>
+      </w:tblPr>
+      <w:tblGrid>
+        <w:gridCol w:w="289"/>
+        <w:gridCol w:w="629"/>
+        <w:gridCol w:w="5889"/>
+      </w:tblGrid>
+      <w:tr>
+        <w:trPr>
+          <w:tblHeader/>
+          <w:tblCellSpacing w:w="15" w:type="dxa"/>
+        </w:trPr>
+        <w:tc>
+          <w:tcPr>
+            <w:tcW w:w="0" w:type="auto"/>
+            <w:tcBorders>
+              <w:top w:val="single" w:sz="2" w:space="0" w:color="auto"/>
+              <w:left w:val="single" w:sz="2" w:space="0" w:color="auto"/>
+              <w:bottom w:val="single" w:sz="6" w:space="0" w:color="auto"/>
+              <w:right w:val="single" w:sz="6" w:space="0" w:color="auto"/>
+            </w:tcBorders>
+            <w:vAlign w:val="center"/>
+            <w:hideMark/>
+          </w:tcPr>
+          <w:p>
+            <w:r>
+              <w:t>#</w:t>
+            </w:r>
+          </w:p>
+        </w:tc>
+        <w:tc>
+          <w:tcPr>
+            <w:tcW w:w="0" w:type="auto"/>
+            <w:tcBorders>
+              <w:top w:val="single" w:sz="2" w:space="0" w:color="auto"/>
+              <w:left w:val="single" w:sz="6" w:space="0" w:color="auto"/>
+              <w:bottom w:val="single" w:sz="6" w:space="0" w:color="auto"/>
+              <w:right w:val="single" w:sz="6" w:space="0" w:color="auto"/>
+            </w:tcBorders>
+            <w:vAlign w:val="center"/>
+            <w:hideMark/>
+          </w:tcPr>
+          <w:p>
+            <w:r>
+              <w:t>HU</w:t>
+            </w:r>
+          </w:p>
+        </w:tc>
+        <w:tc>
+          <w:tcPr>
+            <w:tcW w:w="0" w:type="auto"/>
+            <w:tcBorders>
+              <w:top w:val="single" w:sz="2" w:space="0" w:color="auto"/>
+              <w:left w:val="single" w:sz="6" w:space="0" w:color="auto"/>
+              <w:bottom w:val="single" w:sz="6" w:space="0" w:color="auto"/>
+              <w:right w:val="single" w:sz="2" w:space="0" w:color="auto"/>
+            </w:tcBorders>
+            <w:vAlign w:val="center"/>
+            <w:hideMark/>
+          </w:tcPr>
+          <w:p>
+            <w:r>
+              <w:t>Descripción</w:t>
+            </w:r>
+          </w:p>
+        </w:tc>
+      </w:tr>
+      <w:tr>
+        <w:trPr>
+          <w:tblCellSpacing w:w="15" w:type="dxa"/>
+        </w:trPr>
+        <w:tc>
+          <w:tcPr>
+            <w:tcW w:w="0" w:type="auto"/>
+            <w:tcBorders>
+              <w:top w:val="single" w:sz="6" w:space="0" w:color="auto"/>
+              <w:left w:val="single" w:sz="2" w:space="0" w:color="auto"/>
+              <w:bottom w:val="single" w:sz="6" w:space="0" w:color="auto"/>
+              <w:right w:val="single" w:sz="6" w:space="0" w:color="auto"/>
+            </w:tcBorders>
+            <w:vAlign w:val="center"/>
+            <w:hideMark/>
+          </w:tcPr>
+          <w:p>
+            <w:r>
+              <w:t>21</w:t>
+            </w:r>
+          </w:p>
+        </w:tc>
+        <w:tc>
+          <w:tcPr>
+            <w:tcW w:w="0" w:type="auto"/>
+            <w:vAlign w:val="center"/>
+            <w:hideMark/>
+          </w:tcPr>
+          <w:p>
+            <w:r>
+              <w:t>HU-33</w:t>
+            </w:r>
+          </w:p>
+        </w:tc>
+        <w:tc>
+          <w:tcPr>
+            <w:tcW w:w="0" w:type="auto"/>
+            <w:tcBorders>
+              <w:top w:val="single" w:sz="6" w:space="0" w:color="auto"/>
+              <w:left w:val="single" w:sz="6" w:space="0" w:color="auto"/>
+              <w:bottom w:val="single" w:sz="6" w:space="0" w:color="auto"/>
+              <w:right w:val="single" w:sz="2" w:space="0" w:color="auto"/>
+            </w:tcBorders>
+            <w:vAlign w:val="center"/>
+            <w:hideMark/>
+          </w:tcPr>
+          <w:p>
+            <w:r>
+              <w:t>Exploración inmersiva mediante visor 360°/3D</w:t>
+            </w:r>
+          </w:p>
+        </w:tc>
+      </w:tr>
+      <w:tr>
+        <w:trPr>
+          <w:tblCellSpacing w:w="15" w:type="dxa"/>
+        </w:trPr>
+        <w:tc>
+          <w:tcPr>
+            <w:tcW w:w="0" w:type="auto"/>
+            <w:tcBorders>
+              <w:top w:val="single" w:sz="6" w:space="0" w:color="auto"/>
+              <w:left w:val="single" w:sz="2" w:space="0" w:color="auto"/>
+              <w:bottom w:val="single" w:sz="6" w:space="0" w:color="auto"/>
+              <w:right w:val="single" w:sz="6" w:space="0" w:color="auto"/>
+            </w:tcBorders>
+            <w:vAlign w:val="center"/>
+            <w:hideMark/>
+          </w:tcPr>
+          <w:p>
+            <w:r>
+              <w:t>22</w:t>
+            </w:r>
+          </w:p>
+        </w:tc>
+        <w:tc>
+          <w:tcPr>
+            <w:tcW w:w="0" w:type="auto"/>
+            <w:vAlign w:val="center"/>
+            <w:hideMark/>
+          </w:tcPr>
+          <w:p>
+            <w:r>
+              <w:t>HU-32</w:t>
+            </w:r>
+          </w:p>
+        </w:tc>
+        <w:tc>
+          <w:tcPr>
+            <w:tcW w:w="0" w:type="auto"/>
+            <w:tcBorders>
+              <w:top w:val="single" w:sz="6" w:space="0" w:color="auto"/>
+              <w:left w:val="single" w:sz="6" w:space="0" w:color="auto"/>
+              <w:bottom w:val="single" w:sz="6" w:space="0" w:color="auto"/>
+              <w:right w:val="single" w:sz="2" w:space="0" w:color="auto"/>
+            </w:tcBorders>
+            <w:vAlign w:val="center"/>
+            <w:hideMark/>
+          </w:tcPr>
+          <w:p>
+            <w:r>
+              <w:t xml:space="preserve">Generación y registro de contratos inteligentes (Smart </w:t>
+            </w:r>
+            <w:proofErr w:type="spellStart"/>
+            <w:r>
+              <w:t>Contracts</w:t>
+            </w:r>
+            <w:proofErr w:type="spellEnd"/>
+            <w:r>
+              <w:t>)</w:t>
+            </w:r>
+          </w:p>
+        </w:tc>
+      </w:tr>
+      <w:tr>
+        <w:trPr>
+          <w:tblCellSpacing w:w="15" w:type="dxa"/>
+        </w:trPr>
+        <w:tc>
+          <w:tcPr>
+            <w:tcW w:w="0" w:type="auto"/>
+            <w:tcBorders>
+              <w:top w:val="single" w:sz="6" w:space="0" w:color="auto"/>
+              <w:left w:val="single" w:sz="2" w:space="0" w:color="auto"/>
+              <w:bottom w:val="single" w:sz="6" w:space="0" w:color="auto"/>
+              <w:right w:val="single" w:sz="6" w:space="0" w:color="auto"/>
+            </w:tcBorders>
+            <w:vAlign w:val="center"/>
+            <w:hideMark/>
+          </w:tcPr>
+          <w:p>
+            <w:pPr>
+              <w:rPr>
+                <w:highlight w:val="red"/>
+              </w:rPr>
+            </w:pPr>
+            <w:r>
+              <w:rPr>
+                <w:highlight w:val="red"/>
+              </w:rPr>
+              <w:lastRenderedPageBreak/>
+              <w:t>23</w:t>
+            </w:r>
+          </w:p>
+        </w:tc>
+        <w:tc>
+          <w:tcPr>
+            <w:tcW w:w="0" w:type="auto"/>
+            <w:vAlign w:val="center"/>
+            <w:hideMark/>
+          </w:tcPr>
+          <w:p>
+            <w:pPr>
+              <w:rPr>
+                <w:highlight w:val="red"/>
+              </w:rPr>
+            </w:pPr>
+            <w:r>
+              <w:rPr>
+                <w:highlight w:val="red"/>
+              </w:rPr>
+              <w:t>HU-23</w:t>
+            </w:r>
+          </w:p>
+        </w:tc>
+        <w:tc>
+          <w:tcPr>
+            <w:tcW w:w="0" w:type="auto"/>
+            <w:tcBorders>
+              <w:top w:val="single" w:sz="6" w:space="0" w:color="auto"/>
+              <w:left w:val="single" w:sz="6" w:space="0" w:color="auto"/>
+              <w:bottom w:val="single" w:sz="6" w:space="0" w:color="auto"/>
+              <w:right w:val="single" w:sz="2" w:space="0" w:color="auto"/>
+            </w:tcBorders>
+            <w:vAlign w:val="center"/>
+            <w:hideMark/>
+          </w:tcPr>
+          <w:p>
+            <w:pPr>
+              <w:rPr>
+                <w:highlight w:val="red"/>
+              </w:rPr>
+            </w:pPr>
+            <w:r>
+              <w:rPr>
+                <w:highlight w:val="red"/>
+              </w:rPr>
+              <w:t>Integración de pasarela de pagos</w:t>
+            </w:r>
+          </w:p>
+        </w:tc>
+      </w:tr>
+      <w:tr>
+        <w:trPr>
+          <w:tblCellSpacing w:w="15" w:type="dxa"/>
+        </w:trPr>
+        <w:tc>
+          <w:tcPr>
+            <w:tcW w:w="0" w:type="auto"/>
+            <w:tcBorders>
+              <w:top w:val="single" w:sz="6" w:space="0" w:color="auto"/>
+              <w:left w:val="single" w:sz="2" w:space="0" w:color="auto"/>
+              <w:bottom w:val="single" w:sz="6" w:space="0" w:color="auto"/>
+              <w:right w:val="single" w:sz="6" w:space="0" w:color="auto"/>
+            </w:tcBorders>
+            <w:vAlign w:val="center"/>
+            <w:hideMark/>
+          </w:tcPr>
+          <w:p>
+            <w:pPr>
+              <w:rPr>
+                <w:highlight w:val="red"/>
+              </w:rPr>
+            </w:pPr>
+            <w:r>
+              <w:rPr>
+                <w:highlight w:val="red"/>
+              </w:rPr>
+              <w:t>24</w:t>
+            </w:r>
+          </w:p>
+        </w:tc>
+        <w:tc>
+          <w:tcPr>
+            <w:tcW w:w="0" w:type="auto"/>
+            <w:vAlign w:val="center"/>
+            <w:hideMark/>
+          </w:tcPr>
+          <w:p>
+            <w:pPr>
+              <w:rPr>
+                <w:highlight w:val="red"/>
+              </w:rPr>
+            </w:pPr>
+            <w:r>
+              <w:rPr>
+                <w:highlight w:val="red"/>
+              </w:rPr>
+              <w:t>HU-24</w:t>
+            </w:r>
+          </w:p>
+        </w:tc>
+        <w:tc>
+          <w:tcPr>
+            <w:tcW w:w="0" w:type="auto"/>
+            <w:tcBorders>
+              <w:top w:val="single" w:sz="6" w:space="0" w:color="auto"/>
+              <w:left w:val="single" w:sz="6" w:space="0" w:color="auto"/>
+              <w:bottom w:val="single" w:sz="6" w:space="0" w:color="auto"/>
+              <w:right w:val="single" w:sz="2" w:space="0" w:color="auto"/>
+            </w:tcBorders>
+            <w:vAlign w:val="center"/>
+            <w:hideMark/>
+          </w:tcPr>
+          <w:p>
+            <w:pPr>
+              <w:rPr>
+                <w:highlight w:val="red"/>
+              </w:rPr>
+            </w:pPr>
+            <w:r>
+              <w:rPr>
+                <w:highlight w:val="red"/>
+              </w:rPr>
+              <w:t>Historial de transacciones y comprobantes</w:t>
+            </w:r>
+          </w:p>
+        </w:tc>
+      </w:tr>
+      <w:tr>
+        <w:trPr>
+          <w:tblCellSpacing w:w="15" w:type="dxa"/>
+        </w:trPr>
+        <w:tc>
+          <w:tcPr>
+            <w:tcW w:w="0" w:type="auto"/>
+            <w:tcBorders>
+              <w:top w:val="single" w:sz="6" w:space="0" w:color="auto"/>
+              <w:left w:val="single" w:sz="2" w:space="0" w:color="auto"/>
+              <w:bottom w:val="single" w:sz="6" w:space="0" w:color="auto"/>
+              <w:right w:val="single" w:sz="6" w:space="0" w:color="auto"/>
+            </w:tcBorders>
+            <w:vAlign w:val="center"/>
+            <w:hideMark/>
+          </w:tcPr>
+          <w:p>
+            <w:pPr>
+              <w:rPr>
+                <w:highlight w:val="red"/>
+              </w:rPr>
+            </w:pPr>
+            <w:r>
+              <w:rPr>
+                <w:highlight w:val="red"/>
+              </w:rPr>
+              <w:t>25</w:t>
+            </w:r>
+          </w:p>
+        </w:tc>
+        <w:tc>
+          <w:tcPr>
+            <w:tcW w:w="0" w:type="auto"/>
+            <w:vAlign w:val="center"/>
+            <w:hideMark/>
+          </w:tcPr>
+          <w:p>
+            <w:pPr>
+              <w:rPr>
+                <w:highlight w:val="red"/>
+              </w:rPr>
+            </w:pPr>
+            <w:r>
+              <w:rPr>
+                <w:highlight w:val="red"/>
+              </w:rPr>
+              <w:t>HU-27</w:t>
+            </w:r>
+          </w:p>
+        </w:tc>
+        <w:tc>
+          <w:tcPr>
+            <w:tcW w:w="0" w:type="auto"/>
+            <w:tcBorders>
+              <w:top w:val="single" w:sz="6" w:space="0" w:color="auto"/>
+              <w:left w:val="single" w:sz="6" w:space="0" w:color="auto"/>
+              <w:bottom w:val="single" w:sz="6" w:space="0" w:color="auto"/>
+              <w:right w:val="single" w:sz="2" w:space="0" w:color="auto"/>
+            </w:tcBorders>
+            <w:vAlign w:val="center"/>
+            <w:hideMark/>
+          </w:tcPr>
+          <w:p>
+            <w:pPr>
+              <w:rPr>
+                <w:highlight w:val="red"/>
+              </w:rPr>
+            </w:pPr>
+            <w:r>
+              <w:rPr>
+                <w:highlight w:val="red"/>
+              </w:rPr>
+              <w:t>Gestionar Comisión</w:t>
+            </w:r>
+          </w:p>
+        </w:tc>
+      </w:tr>
+      <w:tr>
+        <w:trPr>
+          <w:tblCellSpacing w:w="15" w:type="dxa"/>
+        </w:trPr>
+        <w:tc>
+          <w:tcPr>
+            <w:tcW w:w="0" w:type="auto"/>
+            <w:tcBorders>
+              <w:top w:val="single" w:sz="6" w:space="0" w:color="auto"/>
+              <w:left w:val="single" w:sz="2" w:space="0" w:color="auto"/>
+              <w:bottom w:val="single" w:sz="6" w:space="0" w:color="auto"/>
+              <w:right w:val="single" w:sz="6" w:space="0" w:color="auto"/>
+            </w:tcBorders>
+            <w:vAlign w:val="center"/>
+            <w:hideMark/>
+          </w:tcPr>
+          <w:p>
+            <w:pPr>
+              <w:rPr>
+                <w:highlight w:val="red"/>
+              </w:rPr>
+            </w:pPr>
+            <w:r>
+              <w:rPr>
+                <w:highlight w:val="red"/>
+              </w:rPr>
+              <w:t>26</w:t>
+            </w:r>
+          </w:p>
+        </w:tc>
+        <w:tc>
+          <w:tcPr>
+            <w:tcW w:w="0" w:type="auto"/>
+            <w:vAlign w:val="center"/>
+            <w:hideMark/>
+          </w:tcPr>
+          <w:p>
+            <w:pPr>
+              <w:rPr>
+                <w:highlight w:val="red"/>
+              </w:rPr>
+            </w:pPr>
+            <w:r>
+              <w:rPr>
+                <w:highlight w:val="red"/>
+              </w:rPr>
+              <w:t>HU-28</w:t>
+            </w:r>
+          </w:p>
+        </w:tc>
+        <w:tc>
+          <w:tcPr>
+            <w:tcW w:w="0" w:type="auto"/>
+            <w:tcBorders>
+              <w:top w:val="single" w:sz="6" w:space="0" w:color="auto"/>
+              <w:left w:val="single" w:sz="6" w:space="0" w:color="auto"/>
+              <w:bottom w:val="single" w:sz="6" w:space="0" w:color="auto"/>
+              <w:right w:val="single" w:sz="2" w:space="0" w:color="auto"/>
+            </w:tcBorders>
+            <w:vAlign w:val="center"/>
+            <w:hideMark/>
+          </w:tcPr>
+          <w:p>
+            <w:pPr>
+              <w:rPr>
+                <w:highlight w:val="red"/>
+              </w:rPr>
+            </w:pPr>
+            <w:r>
+              <w:rPr>
+                <w:highlight w:val="red"/>
+              </w:rPr>
+              <w:t>Gestionar Plan de Pagos</w:t>
+            </w:r>
+          </w:p>
+        </w:tc>
+      </w:tr>
+      <w:tr>
+        <w:trPr>
+          <w:tblCellSpacing w:w="15" w:type="dxa"/>
+        </w:trPr>
+        <w:tc>
+          <w:tcPr>
+            <w:tcW w:w="0" w:type="auto"/>
+            <w:tcBorders>
+              <w:top w:val="single" w:sz="6" w:space="0" w:color="auto"/>
+              <w:left w:val="single" w:sz="2" w:space="0" w:color="auto"/>
+              <w:bottom w:val="single" w:sz="6" w:space="0" w:color="auto"/>
+              <w:right w:val="single" w:sz="6" w:space="0" w:color="auto"/>
+            </w:tcBorders>
+            <w:vAlign w:val="center"/>
+            <w:hideMark/>
+          </w:tcPr>
+          <w:p>
+            <w:r>
+              <w:t>27</w:t>
+            </w:r>
+          </w:p>
+        </w:tc>
+        <w:tc>
+          <w:tcPr>
+            <w:tcW w:w="0" w:type="auto"/>
+            <w:vAlign w:val="center"/>
+            <w:hideMark/>
+          </w:tcPr>
+          <w:p>
+            <w:r>
+              <w:t>HU-36</w:t>
+            </w:r>
+          </w:p>
+        </w:tc>
+        <w:tc>
+          <w:tcPr>
+            <w:tcW w:w="0" w:type="auto"/>
+            <w:tcBorders>
+              <w:top w:val="single" w:sz="6" w:space="0" w:color="auto"/>
+              <w:left w:val="single" w:sz="6" w:space="0" w:color="auto"/>
+              <w:bottom w:val="single" w:sz="6" w:space="0" w:color="auto"/>
+              <w:right w:val="single" w:sz="2" w:space="0" w:color="auto"/>
+            </w:tcBorders>
+            <w:vAlign w:val="center"/>
+            <w:hideMark/>
+          </w:tcPr>
+          <w:p>
+            <w:r>
+              <w:rPr>
+                <w:b/>
+                <w:bCs/>
+              </w:rPr>
+              <w:t xml:space="preserve">Registrar y gestionar dispositivos </w:t>
+            </w:r>
+            <w:proofErr w:type="spellStart"/>
+            <w:r>
+              <w:rPr>
+                <w:b/>
+                <w:bCs/>
+              </w:rPr>
+              <w:t>IoT</w:t>
+            </w:r>
+            <w:proofErr w:type="spellEnd"/>
+            <w:r>
+              <w:t> </w:t>
+            </w:r>
+            <w:r>
+              <w:rPr>
+                <w:rFonts w:ascii="Segoe UI Emoji" w:hAnsi="Segoe UI Emoji" w:cs="Segoe UI Emoji"/>
+              </w:rPr>
+              <w:t>⭐</w:t>
+            </w:r>
+            <w:r>
+              <w:t> </w:t>
+            </w:r>
+            <w:r>
+              <w:rPr>
+                <w:i/>
+                <w:iCs/>
+              </w:rPr>
+              <w:t>nueva</w:t>
+            </w:r>
+          </w:p>
+        </w:tc>
+      </w:tr>
+      <w:tr>
+        <w:trPr>
+          <w:tblCellSpacing w:w="15" w:type="dxa"/>
+        </w:trPr>
+        <w:tc>
+          <w:tcPr>
+            <w:tcW w:w="0" w:type="auto"/>
+            <w:tcBorders>
+              <w:top w:val="single" w:sz="6" w:space="0" w:color="auto"/>
+              <w:left w:val="single" w:sz="2" w:space="0" w:color="auto"/>
+              <w:bottom w:val="single" w:sz="6" w:space="0" w:color="auto"/>
+              <w:right w:val="single" w:sz="6" w:space="0" w:color="auto"/>
+            </w:tcBorders>
+            <w:vAlign w:val="center"/>
+            <w:hideMark/>
+          </w:tcPr>
+          <w:p>
+            <w:r>
+              <w:t>28</w:t>
+            </w:r>
+          </w:p>
+        </w:tc>
+        <w:tc>
+          <w:tcPr>
+            <w:tcW w:w="0" w:type="auto"/>
+            <w:vAlign w:val="center"/>
+            <w:hideMark/>
+          </w:tcPr>
+          <w:p>
+            <w:r>
+              <w:t>HU-37</w:t>
+            </w:r>
+          </w:p>
+        </w:tc>
+        <w:tc>
+          <w:tcPr>
+            <w:tcW w:w="0" w:type="auto"/>
+            <w:tcBorders>
+              <w:top w:val="single" w:sz="6" w:space="0" w:color="auto"/>
+              <w:left w:val="single" w:sz="6" w:space="0" w:color="auto"/>
+              <w:bottom w:val="single" w:sz="6" w:space="0" w:color="auto"/>
+              <w:right w:val="single" w:sz="2" w:space="0" w:color="auto"/>
+            </w:tcBorders>
+            <w:vAlign w:val="center"/>
+            <w:hideMark/>
+          </w:tcPr>
+          <w:p>
+            <w:r>
+              <w:rPr>
+                <w:b/>
+                <w:bCs/>
+              </w:rPr>
+              <w:t>Controlar dispositivos y acceso digital</w:t>
+            </w:r>
+            <w:r>
+              <w:t> </w:t>
+            </w:r>
+            <w:r>
+              <w:rPr>
+                <w:rFonts w:ascii="Segoe UI Emoji" w:hAnsi="Segoe UI Emoji" w:cs="Segoe UI Emoji"/>
+              </w:rPr>
+              <w:t>⭐</w:t>
+            </w:r>
+            <w:r>
+              <w:t> </w:t>
+            </w:r>
+            <w:r>
+              <w:rPr>
+                <w:i/>
+                <w:iCs/>
+              </w:rPr>
+              <w:t>nueva</w:t>
+            </w:r>
+          </w:p>
+        </w:tc>
+      </w:tr>
+      <w:tr>
+        <w:trPr>
+          <w:tblCellSpacing w:w="15" w:type="dxa"/>
+        </w:trPr>
+        <w:tc>
+          <w:tcPr>
+            <w:tcW w:w="0" w:type="auto"/>
+            <w:tcBorders>
+              <w:top w:val="single" w:sz="6" w:space="0" w:color="auto"/>
+              <w:left w:val="single" w:sz="2" w:space="0" w:color="auto"/>
+              <w:bottom w:val="single" w:sz="6" w:space="0" w:color="auto"/>
+              <w:right w:val="single" w:sz="6" w:space="0" w:color="auto"/>
+            </w:tcBorders>
+            <w:vAlign w:val="center"/>
+            <w:hideMark/>
+          </w:tcPr>
+          <w:p>
+            <w:r>
+              <w:t>29</w:t>
+            </w:r>
+          </w:p>
+        </w:tc>
+        <w:tc>
+          <w:tcPr>
+            <w:tcW w:w="0" w:type="auto"/>
+            <w:vAlign w:val="center"/>
+            <w:hideMark/>
+          </w:tcPr>
+          <w:p>
+            <w:r>
+              <w:t>HU-38</w:t>
+            </w:r>
+          </w:p>
+        </w:tc>
+        <w:tc>
+          <w:tcPr>
+            <w:tcW w:w="0" w:type="auto"/>
+            <w:tcBorders>
+              <w:top w:val="single" w:sz="6" w:space="0" w:color="auto"/>
+              <w:left w:val="single" w:sz="6" w:space="0" w:color="auto"/>
+              <w:bottom w:val="single" w:sz="6" w:space="0" w:color="auto"/>
+              <w:right w:val="single" w:sz="2" w:space="0" w:color="auto"/>
+            </w:tcBorders>
+            <w:vAlign w:val="center"/>
+            <w:hideMark/>
+          </w:tcPr>
+          <w:p>
+            <w:r>
+              <w:rPr>
+                <w:b/>
+                <w:bCs/>
+              </w:rPr>
+              <w:t xml:space="preserve">Reglas de acceso </w:t>
+            </w:r>
+            <w:proofErr w:type="spellStart"/>
+            <w:r>
+              <w:rPr>
+                <w:b/>
+                <w:bCs/>
+              </w:rPr>
+              <w:t>IoT</w:t>
+            </w:r>
+            <w:proofErr w:type="spellEnd"/>
+            <w:r>
+              <w:rPr>
+                <w:b/>
+                <w:bCs/>
+              </w:rPr>
+              <w:t xml:space="preserve"> por contrato</w:t>
+            </w:r>
+            <w:r>
+              <w:t> </w:t>
+            </w:r>
+            <w:r>
+              <w:rPr>
+                <w:rFonts w:ascii="Segoe UI Emoji" w:hAnsi="Segoe UI Emoji" w:cs="Segoe UI Emoji"/>
+              </w:rPr>
+              <w:t>⭐</w:t>
+            </w:r>
+            <w:r>
+              <w:t> </w:t>
+            </w:r>
+            <w:r>
+              <w:rPr>
+                <w:i/>
+                <w:iCs/>
+              </w:rPr>
+              <w:t>nueva</w:t>
+            </w:r>
+          </w:p>
+        </w:tc>
+      </w:tr>
+      <w:tr>
+        <w:trPr>
+          <w:tblCellSpacing w:w="15" w:type="dxa"/>
+        </w:trPr>
+        <w:tc>
+          <w:tcPr>
+            <w:tcW w:w="0" w:type="auto"/>
+            <w:tcBorders>
+              <w:top w:val="single" w:sz="6" w:space="0" w:color="auto"/>
+              <w:left w:val="single" w:sz="2" w:space="0" w:color="auto"/>
+              <w:bottom w:val="single" w:sz="2" w:space="0" w:color="auto"/>
+              <w:right w:val="single" w:sz="6" w:space="0" w:color="auto"/>
+            </w:tcBorders>
+            <w:vAlign w:val="center"/>
+            <w:hideMark/>
+          </w:tcPr>
+          <w:p>
+            <w:r>
+              <w:t>30</w:t>
+            </w:r>
+          </w:p>
+        </w:tc>
+        <w:tc>
+          <w:tcPr>
+            <w:tcW w:w="0" w:type="auto"/>
+            <w:tcBorders>
+              <w:top w:val="single" w:sz="6" w:space="0" w:color="auto"/>
+              <w:left w:val="single" w:sz="6" w:space="0" w:color="auto"/>
+              <w:bottom w:val="single" w:sz="2" w:space="0" w:color="auto"/>
+              <w:right w:val="single" w:sz="6" w:space="0" w:color="auto"/>
+            </w:tcBorders>
+            <w:vAlign w:val="center"/>
+            <w:hideMark/>
+          </w:tcPr>
+          <w:p>
+            <w:r>
+              <w:t>HU-39</w:t>
+            </w:r>
+          </w:p>
+        </w:tc>
+        <w:tc>
+          <w:tcPr>
+            <w:tcW w:w="0" w:type="auto"/>
+            <w:tcBorders>
+              <w:top w:val="single" w:sz="6" w:space="0" w:color="auto"/>
+              <w:left w:val="single" w:sz="6" w:space="0" w:color="auto"/>
+              <w:bottom w:val="single" w:sz="2" w:space="0" w:color="auto"/>
+              <w:right w:val="single" w:sz="2" w:space="0" w:color="auto"/>
+            </w:tcBorders>
+            <w:vAlign w:val="center"/>
+            <w:hideMark/>
+          </w:tcPr>
+          <w:p>
+            <w:r>
+              <w:rPr>
+                <w:b/>
+                <w:bCs/>
+              </w:rPr>
+              <w:t xml:space="preserve">Historial de acciones </w:t>
+            </w:r>
+            <w:proofErr w:type="spellStart"/>
+            <w:r>
+              <w:rPr>
+                <w:b/>
+                <w:bCs/>
+              </w:rPr>
+              <w:t>IoT</w:t>
+            </w:r>
+            <w:proofErr w:type="spellEnd"/>
+            <w:r>
+              <w:t> </w:t>
+            </w:r>
+            <w:r>
+              <w:rPr>
+                <w:rFonts w:ascii="Segoe UI Emoji" w:hAnsi="Segoe UI Emoji" w:cs="Segoe UI Emoji"/>
+              </w:rPr>
+              <w:t>⭐</w:t>
+            </w:r>
+            <w:r>
+              <w:t> </w:t>
+            </w:r>
+            <w:r>
+              <w:rPr>
+                <w:i/>
+                <w:iCs/>
+              </w:rPr>
+              <w:t>nueva</w:t>
+            </w:r>
+          </w:p>
+        </w:tc>
+      </w:tr>
+    </w:tbl>
     <w:p/>
+    <w:p/>
+    <w:p/>
+    <w:p>
+      <w:r>
+        <w:t>Lista Final</w:t>
+      </w:r>
+    </w:p>
+    <w:p>
+      <w:r>
+        <w:t>Sprint 1</w:t>
+      </w:r>
+    </w:p>
+    <w:p>
+      <w:pPr>
+        <w:pStyle w:val="Prrafodelista"/>
+        <w:numPr>
+          <w:ilvl w:val="0"/>
+          <w:numId w:val="6"/>
+        </w:numPr>
+      </w:pPr>
+      <w:r>
+        <w:t>HU-10</w:t>
+      </w:r>
+      <w:r>
+        <w:tab/>
+        <w:t>Gestión de registro y autenticación de usuarios</w:t>
+      </w:r>
+    </w:p>
+    <w:p>
+      <w:pPr>
+        <w:pStyle w:val="Prrafodelista"/>
+        <w:numPr>
+          <w:ilvl w:val="0"/>
+          <w:numId w:val="6"/>
+        </w:numPr>
+      </w:pPr>
+      <w:r>
+        <w:t>HU-11</w:t>
+      </w:r>
+      <w:r>
+        <w:tab/>
+        <w:t>Gestión y configuración de perfiles de usuario</w:t>
+      </w:r>
+    </w:p>
+    <w:p>
+      <w:pPr>
+        <w:pStyle w:val="Prrafodelista"/>
+        <w:numPr>
+          <w:ilvl w:val="0"/>
+          <w:numId w:val="6"/>
+        </w:numPr>
+      </w:pPr>
+      <w:r>
+        <w:t>HU-12</w:t>
+      </w:r>
+      <w:r>
+        <w:tab/>
+        <w:t>Publicación y gestión de inmuebles (CRUD)</w:t>
+      </w:r>
+    </w:p>
+    <w:p>
+      <w:pPr>
+        <w:pStyle w:val="Prrafodelista"/>
+        <w:numPr>
+          <w:ilvl w:val="0"/>
+          <w:numId w:val="6"/>
+        </w:numPr>
+      </w:pPr>
+      <w:r>
+        <w:t>HU-13</w:t>
+      </w:r>
+      <w:r>
+        <w:tab/>
+        <w:t>Gestión de carga multimedia avanzada</w:t>
+      </w:r>
+    </w:p>
+    <w:p>
+      <w:pPr>
+        <w:pStyle w:val="Prrafodelista"/>
+        <w:numPr>
+          <w:ilvl w:val="0"/>
+          <w:numId w:val="6"/>
+        </w:numPr>
+      </w:pPr>
+      <w:r>
+        <w:t>HU-14</w:t>
+      </w:r>
+      <w:r>
+        <w:tab/>
+        <w:t>Motor de búsqueda avanzada con filtros interactivos</w:t>
+      </w:r>
+    </w:p>
+    <w:p>
+      <w:pPr>
+        <w:pStyle w:val="Prrafodelista"/>
+        <w:numPr>
+          <w:ilvl w:val="0"/>
+          <w:numId w:val="6"/>
+        </w:numPr>
+      </w:pPr>
+      <w:r>
+        <w:t>HU-15</w:t>
+      </w:r>
+      <w:r>
+        <w:tab/>
+        <w:t>Visualización detallada de inmuebles</w:t>
+      </w:r>
+    </w:p>
+    <w:p>
+      <w:pPr>
+        <w:pStyle w:val="Prrafodelista"/>
+        <w:numPr>
+          <w:ilvl w:val="0"/>
+          <w:numId w:val="6"/>
+        </w:numPr>
+      </w:pPr>
+      <w:r>
+        <w:t>HU-16</w:t>
+      </w:r>
+      <w:r>
+        <w:tab/>
+        <w:t>Gestionar Categoría</w:t>
+      </w:r>
+    </w:p>
+    <w:p>
+      <w:pPr>
+        <w:pStyle w:val="Prrafodelista"/>
+        <w:numPr>
+          <w:ilvl w:val="0"/>
+          <w:numId w:val="6"/>
+        </w:numPr>
+      </w:pPr>
+      <w:r>
+        <w:t>HU-17</w:t>
+      </w:r>
+      <w:r>
+        <w:tab/>
+        <w:t>Gestionar Dirección</w:t>
+      </w:r>
+    </w:p>
+    <w:p>
+      <w:pPr>
+        <w:pStyle w:val="Prrafodelista"/>
+        <w:numPr>
+          <w:ilvl w:val="0"/>
+          <w:numId w:val="6"/>
+        </w:numPr>
+      </w:pPr>
+      <w:r>
+        <w:t>HU-18</w:t>
+      </w:r>
+      <w:r>
+        <w:tab/>
+        <w:t>Gestionar Favoritos</w:t>
+      </w:r>
+    </w:p>
+    <w:p>
+      <w:r>
+        <w:t>Sprint 2</w:t>
+      </w:r>
+    </w:p>
+    <w:p>
+      <w:pPr>
+        <w:pStyle w:val="Prrafodelista"/>
+        <w:numPr>
+          <w:ilvl w:val="0"/>
+          <w:numId w:val="6"/>
+        </w:numPr>
+      </w:pPr>
+      <w:r>
+        <w:t>HU-19</w:t>
+      </w:r>
+      <w:r>
+        <w:tab/>
+        <w:t>Sistema de notificaciones y alertas</w:t>
+      </w:r>
+    </w:p>
+    <w:p>
+      <w:pPr>
+        <w:pStyle w:val="Prrafodelista"/>
+        <w:numPr>
+          <w:ilvl w:val="0"/>
+          <w:numId w:val="6"/>
+        </w:numPr>
+      </w:pPr>
+      <w:r>
+        <w:t>HU-20</w:t>
+      </w:r>
+      <w:r>
+        <w:tab/>
+        <w:t>Generación dinámica de contratos (PDF) + Firma electrónica</w:t>
+      </w:r>
+    </w:p>
+    <w:p>
+      <w:pPr>
+        <w:pStyle w:val="Prrafodelista"/>
+        <w:numPr>
+          <w:ilvl w:val="0"/>
+          <w:numId w:val="6"/>
+        </w:numPr>
+      </w:pPr>
+      <w:r>
+        <w:t>HU-21</w:t>
+      </w:r>
+      <w:r>
+        <w:tab/>
+        <w:t>Gestionar Tipo Contrato</w:t>
+      </w:r>
+    </w:p>
+    <w:p>
+      <w:pPr>
+        <w:pStyle w:val="Prrafodelista"/>
+        <w:numPr>
+          <w:ilvl w:val="0"/>
+          <w:numId w:val="6"/>
+        </w:numPr>
+      </w:pPr>
+      <w:r>
+        <w:t>HU-22</w:t>
+      </w:r>
+      <w:r>
+        <w:tab/>
+        <w:t>Verificación legal automatizada (OCR + NLP)</w:t>
+      </w:r>
+    </w:p>
+    <w:p>
+      <w:pPr>
+        <w:pStyle w:val="Prrafodelista"/>
+        <w:numPr>
+          <w:ilvl w:val="0"/>
+          <w:numId w:val="6"/>
+        </w:numPr>
+      </w:pPr>
+      <w:r>
+        <w:t>HU-23</w:t>
+      </w:r>
+      <w:r>
+        <w:tab/>
+        <w:t>Sistema de reseñas y comentarios</w:t>
+      </w:r>
+    </w:p>
+    <w:p>
+      <w:pPr>
+        <w:pStyle w:val="Prrafodelista"/>
+        <w:numPr>
+          <w:ilvl w:val="0"/>
+          <w:numId w:val="6"/>
+        </w:numPr>
+      </w:pPr>
+      <w:r>
+        <w:t>HU-24</w:t>
+      </w:r>
+      <w:r>
+        <w:tab/>
+        <w:t>Panel de reportes y gráficos</w:t>
+      </w:r>
+    </w:p>
+    <w:p>
+      <w:pPr>
+        <w:pStyle w:val="Prrafodelista"/>
+        <w:numPr>
+          <w:ilvl w:val="0"/>
+          <w:numId w:val="6"/>
+        </w:numPr>
+      </w:pPr>
+      <w:r>
+        <w:t>HU-25</w:t>
+      </w:r>
+      <w:r>
+        <w:tab/>
+        <w:t>Exploración inmersiva mediante visor 360°/3D</w:t>
+      </w:r>
+    </w:p>
+    <w:p>
+      <w:pPr>
+        <w:pStyle w:val="Prrafodelista"/>
+        <w:numPr>
+          <w:ilvl w:val="0"/>
+          <w:numId w:val="6"/>
+        </w:numPr>
+      </w:pPr>
+      <w:r>
+        <w:t>HU-26</w:t>
+      </w:r>
+      <w:r>
+        <w:tab/>
+        <w:t xml:space="preserve">Generación y registro de contratos inteligentes (Smart </w:t>
+      </w:r>
+      <w:proofErr w:type="spellStart"/>
+      <w:r>
+        <w:t>Contracts</w:t>
+      </w:r>
+      <w:proofErr w:type="spellEnd"/>
+      <w:r>
+        <w:t>)</w:t>
+      </w:r>
+    </w:p>
+    <w:p>
+      <w:r>
+        <w:t>Sprint 3</w:t>
+      </w:r>
+    </w:p>
+    <w:p>
+      <w:pPr>
+        <w:pStyle w:val="Prrafodelista"/>
+        <w:numPr>
+          <w:ilvl w:val="0"/>
+          <w:numId w:val="6"/>
+        </w:numPr>
+      </w:pPr>
+      <w:r>
+        <w:t>HU-27</w:t>
+      </w:r>
+      <w:r>
+        <w:tab/>
+        <w:t xml:space="preserve">Registrar y gestionar dispositivos </w:t>
+      </w:r>
+      <w:proofErr w:type="spellStart"/>
+      <w:r>
+        <w:t>IoT</w:t>
+      </w:r>
+      <w:proofErr w:type="spellEnd"/>
+      <w:r>
+        <w:t xml:space="preserve"> </w:t>
+      </w:r>
+    </w:p>
+    <w:p>
+      <w:pPr>
+        <w:pStyle w:val="Prrafodelista"/>
+        <w:numPr>
+          <w:ilvl w:val="0"/>
+          <w:numId w:val="6"/>
+        </w:numPr>
+      </w:pPr>
+      <w:r>
+        <w:t>HU-28</w:t>
+      </w:r>
+      <w:r>
+        <w:tab/>
+        <w:t>Controlar dispositivos y acceso digital</w:t>
+      </w:r>
+    </w:p>
+    <w:p>
+      <w:pPr>
+        <w:pStyle w:val="Prrafodelista"/>
+        <w:numPr>
+          <w:ilvl w:val="0"/>
+          <w:numId w:val="6"/>
+        </w:numPr>
+      </w:pPr>
+      <w:r>
+        <w:t>HU-29</w:t>
+      </w:r>
+      <w:r>
+        <w:tab/>
+        <w:t xml:space="preserve">Reglas de acceso </w:t>
+      </w:r>
+      <w:proofErr w:type="spellStart"/>
+      <w:r>
+        <w:t>IoT</w:t>
+      </w:r>
+      <w:proofErr w:type="spellEnd"/>
+      <w:r>
+        <w:t xml:space="preserve"> por contrato</w:t>
+      </w:r>
+    </w:p>
+    <w:p>
+      <w:pPr>
+        <w:pStyle w:val="Prrafodelista"/>
+        <w:numPr>
+          <w:ilvl w:val="0"/>
+          <w:numId w:val="6"/>
+        </w:numPr>
+      </w:pPr>
+      <w:r>
+        <w:t>HU-30</w:t>
+      </w:r>
+      <w:r>
+        <w:tab/>
+        <w:t xml:space="preserve">Historial de acciones </w:t>
+      </w:r>
+      <w:proofErr w:type="spellStart"/>
+      <w:r>
+        <w:t>IoT</w:t>
+      </w:r>
+      <w:proofErr w:type="spellEnd"/>
+    </w:p>
+    <w:p>
+      <w:pPr>
+        <w:pStyle w:val="Prrafodelista"/>
+        <w:numPr>
+          <w:ilvl w:val="0"/>
+          <w:numId w:val="6"/>
+        </w:numPr>
+      </w:pPr>
+      <w:r>
+        <w:lastRenderedPageBreak/>
+        <w:t>HU-31</w:t>
+      </w:r>
+      <w:r>
+        <w:tab/>
+        <w:t xml:space="preserve">Cargar el </w:t>
+      </w:r>
+      <w:proofErr w:type="spellStart"/>
+      <w:r>
+        <w:t>Dataset</w:t>
+      </w:r>
+      <w:proofErr w:type="spellEnd"/>
+    </w:p>
+    <w:p>
+      <w:pPr>
+        <w:pStyle w:val="Prrafodelista"/>
+        <w:numPr>
+          <w:ilvl w:val="0"/>
+          <w:numId w:val="6"/>
+        </w:numPr>
+      </w:pPr>
+      <w:r>
+        <w:t>HU-31</w:t>
+      </w:r>
+      <w:r>
+        <w:tab/>
+        <w:t>Chat con propietarios</w:t>
+      </w:r>
+    </w:p>
     <w:sectPr>
       <w:pgSz w:w="12240" w:h="15840"/>
       <w:pgMar w:top="720" w:right="720" w:bottom="720" w:left="720" w:header="708" w:footer="708" w:gutter="0"/>
@@ -1277,6 +3927,92 @@
 <file path=word/numbering.xml><?xml version="1.0" encoding="utf-8"?>
 <w:numbering xmlns:wpc="http://schemas.microsoft.com/office/word/2010/wordprocessingCanvas" xmlns:cx="http://schemas.microsoft.com/office/drawing/2014/chartex" xmlns:cx1="http://schemas.microsoft.com/office/drawing/2015/9/8/chartex" xmlns:cx2="http://schemas.microsoft.com/office/drawing/2015/10/21/chartex" xmlns:cx3="http://schemas.microsoft.com/office/drawing/2016/5/9/chartex" xmlns:cx4="http://schemas.microsoft.com/office/drawing/2016/5/10/chartex" xmlns:cx5="http://schemas.microsoft.com/office/drawing/2016/5/11/chartex" xmlns:cx6="http://schemas.microsoft.com/office/drawing/2016/5/12/chartex" xmlns:cx7="http://schemas.microsoft.com/office/drawing/2016/5/13/chartex" xmlns:cx8="http://schemas.microsoft.com/office/drawing/2016/5/14/chartex" xmlns:mc="http://schemas.openxmlformats.org/markup-compatibility/2006" xmlns:aink="http://schemas.microsoft.com/office/drawing/2016/ink" xmlns:am3d="http://schemas.microsoft.com/office/drawing/2017/model3d" xmlns:o="urn:schemas-microsoft-com:office:office" xmlns:r="http://schemas.openxmlformats.org/officeDocument/2006/relationships" xmlns:m="http://schemas.openxmlformats.org/officeDocument/2006/math" xmlns:v="urn:schemas-microsoft-com:vml" xmlns:wp14="http://schemas.microsoft.com/office/word/2010/wordprocessingDrawing" xmlns:wp="http://schemas.openxmlformats.org/drawingml/2006/wordprocessingDrawing" xmlns:w10="urn:schemas-microsoft-com:office:word" xmlns:w="http://schemas.openxmlformats.org/wordprocessingml/2006/main" xmlns:w14="http://schemas.microsoft.com/office/word/2010/wordml" xmlns:w15="http://schemas.microsoft.com/office/word/2012/wordml" xmlns:w16cex="http://schemas.microsoft.com/office/word/2018/wordml/cex" xmlns:w16cid="http://schemas.microsoft.com/office/word/2016/wordml/cid" xmlns:w16="http://schemas.microsoft.com/office/word/2018/wordml" xmlns:w16sdtdh="http://schemas.microsoft.com/office/word/2020/wordml/sdtdatahash" xmlns:w16se="http://schemas.microsoft.com/office/word/2015/wordml/symex" xmlns:wpg="http://schemas.microsoft.com/office/word/2010/wordprocessingGroup" xmlns:wpi="http://schemas.microsoft.com/office/word/2010/wordprocessingInk" xmlns:wne="http://schemas.microsoft.com/office/word/2006/wordml" xmlns:wps="http://schemas.microsoft.com/office/word/2010/wordprocessingShape" mc:Ignorable="w14 w15 w16se w16cid w16 w16cex w16sdtdh wp14">
   <w:abstractNum w:abstractNumId="0" w15:restartNumberingAfterBreak="0">
+    <w:nsid w:val="2A9F4CBC"/>
+    <w:multiLevelType w:val="hybridMultilevel"/>
+    <w:tmpl w:val="59E2A494"/>
+    <w:lvl w:ilvl="0" w:tplc="400A000F">
+      <w:start w:val="1"/>
+      <w:numFmt w:val="decimal"/>
+      <w:lvlText w:val="%1."/>
+      <w:lvlJc w:val="left"/>
+      <w:pPr>
+        <w:ind w:left="720" w:hanging="360"/>
+      </w:pPr>
+    </w:lvl>
+    <w:lvl w:ilvl="1" w:tplc="400A0019" w:tentative="1">
+      <w:start w:val="1"/>
+      <w:numFmt w:val="lowerLetter"/>
+      <w:lvlText w:val="%2."/>
+      <w:lvlJc w:val="left"/>
+      <w:pPr>
+        <w:ind w:left="1440" w:hanging="360"/>
+      </w:pPr>
+    </w:lvl>
+    <w:lvl w:ilvl="2" w:tplc="400A001B" w:tentative="1">
+      <w:start w:val="1"/>
+      <w:numFmt w:val="lowerRoman"/>
+      <w:lvlText w:val="%3."/>
+      <w:lvlJc w:val="right"/>
+      <w:pPr>
+        <w:ind w:left="2160" w:hanging="180"/>
+      </w:pPr>
+    </w:lvl>
+    <w:lvl w:ilvl="3" w:tplc="400A000F" w:tentative="1">
+      <w:start w:val="1"/>
+      <w:numFmt w:val="decimal"/>
+      <w:lvlText w:val="%4."/>
+      <w:lvlJc w:val="left"/>
+      <w:pPr>
+        <w:ind w:left="2880" w:hanging="360"/>
+      </w:pPr>
+    </w:lvl>
+    <w:lvl w:ilvl="4" w:tplc="400A0019" w:tentative="1">
+      <w:start w:val="1"/>
+      <w:numFmt w:val="lowerLetter"/>
+      <w:lvlText w:val="%5."/>
+      <w:lvlJc w:val="left"/>
+      <w:pPr>
+        <w:ind w:left="3600" w:hanging="360"/>
+      </w:pPr>
+    </w:lvl>
+    <w:lvl w:ilvl="5" w:tplc="400A001B" w:tentative="1">
+      <w:start w:val="1"/>
+      <w:numFmt w:val="lowerRoman"/>
+      <w:lvlText w:val="%6."/>
+      <w:lvlJc w:val="right"/>
+      <w:pPr>
+        <w:ind w:left="4320" w:hanging="180"/>
+      </w:pPr>
+    </w:lvl>
+    <w:lvl w:ilvl="6" w:tplc="400A000F" w:tentative="1">
+      <w:start w:val="1"/>
+      <w:numFmt w:val="decimal"/>
+      <w:lvlText w:val="%7."/>
+      <w:lvlJc w:val="left"/>
+      <w:pPr>
+        <w:ind w:left="5040" w:hanging="360"/>
+      </w:pPr>
+    </w:lvl>
+    <w:lvl w:ilvl="7" w:tplc="400A0019" w:tentative="1">
+      <w:start w:val="1"/>
+      <w:numFmt w:val="lowerLetter"/>
+      <w:lvlText w:val="%8."/>
+      <w:lvlJc w:val="left"/>
+      <w:pPr>
+        <w:ind w:left="5760" w:hanging="360"/>
+      </w:pPr>
+    </w:lvl>
+    <w:lvl w:ilvl="8" w:tplc="400A001B" w:tentative="1">
+      <w:start w:val="1"/>
+      <w:numFmt w:val="lowerRoman"/>
+      <w:lvlText w:val="%9."/>
+      <w:lvlJc w:val="right"/>
+      <w:pPr>
+        <w:ind w:left="6480" w:hanging="180"/>
+      </w:pPr>
+    </w:lvl>
+  </w:abstractNum>
+  <w:abstractNum w:abstractNumId="1" w15:restartNumberingAfterBreak="0">
     <w:nsid w:val="32B91453"/>
     <w:multiLevelType w:val="hybridMultilevel"/>
     <w:tmpl w:val="DBAAAF08"/>
@@ -1389,7 +4125,93 @@
       </w:rPr>
     </w:lvl>
   </w:abstractNum>
-  <w:abstractNum w:abstractNumId="1" w15:restartNumberingAfterBreak="0">
+  <w:abstractNum w:abstractNumId="2" w15:restartNumberingAfterBreak="0">
+    <w:nsid w:val="43DD43FF"/>
+    <w:multiLevelType w:val="hybridMultilevel"/>
+    <w:tmpl w:val="C4022998"/>
+    <w:lvl w:ilvl="0" w:tplc="400A000F">
+      <w:start w:val="1"/>
+      <w:numFmt w:val="decimal"/>
+      <w:lvlText w:val="%1."/>
+      <w:lvlJc w:val="left"/>
+      <w:pPr>
+        <w:ind w:left="720" w:hanging="360"/>
+      </w:pPr>
+    </w:lvl>
+    <w:lvl w:ilvl="1" w:tplc="400A0019" w:tentative="1">
+      <w:start w:val="1"/>
+      <w:numFmt w:val="lowerLetter"/>
+      <w:lvlText w:val="%2."/>
+      <w:lvlJc w:val="left"/>
+      <w:pPr>
+        <w:ind w:left="1440" w:hanging="360"/>
+      </w:pPr>
+    </w:lvl>
+    <w:lvl w:ilvl="2" w:tplc="400A001B" w:tentative="1">
+      <w:start w:val="1"/>
+      <w:numFmt w:val="lowerRoman"/>
+      <w:lvlText w:val="%3."/>
+      <w:lvlJc w:val="right"/>
+      <w:pPr>
+        <w:ind w:left="2160" w:hanging="180"/>
+      </w:pPr>
+    </w:lvl>
+    <w:lvl w:ilvl="3" w:tplc="400A000F" w:tentative="1">
+      <w:start w:val="1"/>
+      <w:numFmt w:val="decimal"/>
+      <w:lvlText w:val="%4."/>
+      <w:lvlJc w:val="left"/>
+      <w:pPr>
+        <w:ind w:left="2880" w:hanging="360"/>
+      </w:pPr>
+    </w:lvl>
+    <w:lvl w:ilvl="4" w:tplc="400A0019" w:tentative="1">
+      <w:start w:val="1"/>
+      <w:numFmt w:val="lowerLetter"/>
+      <w:lvlText w:val="%5."/>
+      <w:lvlJc w:val="left"/>
+      <w:pPr>
+        <w:ind w:left="3600" w:hanging="360"/>
+      </w:pPr>
+    </w:lvl>
+    <w:lvl w:ilvl="5" w:tplc="400A001B" w:tentative="1">
+      <w:start w:val="1"/>
+      <w:numFmt w:val="lowerRoman"/>
+      <w:lvlText w:val="%6."/>
+      <w:lvlJc w:val="right"/>
+      <w:pPr>
+        <w:ind w:left="4320" w:hanging="180"/>
+      </w:pPr>
+    </w:lvl>
+    <w:lvl w:ilvl="6" w:tplc="400A000F" w:tentative="1">
+      <w:start w:val="1"/>
+      <w:numFmt w:val="decimal"/>
+      <w:lvlText w:val="%7."/>
+      <w:lvlJc w:val="left"/>
+      <w:pPr>
+        <w:ind w:left="5040" w:hanging="360"/>
+      </w:pPr>
+    </w:lvl>
+    <w:lvl w:ilvl="7" w:tplc="400A0019" w:tentative="1">
+      <w:start w:val="1"/>
+      <w:numFmt w:val="lowerLetter"/>
+      <w:lvlText w:val="%8."/>
+      <w:lvlJc w:val="left"/>
+      <w:pPr>
+        <w:ind w:left="5760" w:hanging="360"/>
+      </w:pPr>
+    </w:lvl>
+    <w:lvl w:ilvl="8" w:tplc="400A001B" w:tentative="1">
+      <w:start w:val="1"/>
+      <w:numFmt w:val="lowerRoman"/>
+      <w:lvlText w:val="%9."/>
+      <w:lvlJc w:val="right"/>
+      <w:pPr>
+        <w:ind w:left="6480" w:hanging="180"/>
+      </w:pPr>
+    </w:lvl>
+  </w:abstractNum>
+  <w:abstractNum w:abstractNumId="3" w15:restartNumberingAfterBreak="0">
     <w:nsid w:val="53385A15"/>
     <w:multiLevelType w:val="hybridMultilevel"/>
     <w:tmpl w:val="5940664E"/>
@@ -1475,7 +4297,93 @@
       </w:pPr>
     </w:lvl>
   </w:abstractNum>
-  <w:abstractNum w:abstractNumId="2" w15:restartNumberingAfterBreak="0">
+  <w:abstractNum w:abstractNumId="4" w15:restartNumberingAfterBreak="0">
+    <w:nsid w:val="76A4486A"/>
+    <w:multiLevelType w:val="hybridMultilevel"/>
+    <w:tmpl w:val="98DCD98C"/>
+    <w:lvl w:ilvl="0" w:tplc="400A000F">
+      <w:start w:val="1"/>
+      <w:numFmt w:val="decimal"/>
+      <w:lvlText w:val="%1."/>
+      <w:lvlJc w:val="left"/>
+      <w:pPr>
+        <w:ind w:left="720" w:hanging="360"/>
+      </w:pPr>
+    </w:lvl>
+    <w:lvl w:ilvl="1" w:tplc="400A0019" w:tentative="1">
+      <w:start w:val="1"/>
+      <w:numFmt w:val="lowerLetter"/>
+      <w:lvlText w:val="%2."/>
+      <w:lvlJc w:val="left"/>
+      <w:pPr>
+        <w:ind w:left="1440" w:hanging="360"/>
+      </w:pPr>
+    </w:lvl>
+    <w:lvl w:ilvl="2" w:tplc="400A001B" w:tentative="1">
+      <w:start w:val="1"/>
+      <w:numFmt w:val="lowerRoman"/>
+      <w:lvlText w:val="%3."/>
+      <w:lvlJc w:val="right"/>
+      <w:pPr>
+        <w:ind w:left="2160" w:hanging="180"/>
+      </w:pPr>
+    </w:lvl>
+    <w:lvl w:ilvl="3" w:tplc="400A000F" w:tentative="1">
+      <w:start w:val="1"/>
+      <w:numFmt w:val="decimal"/>
+      <w:lvlText w:val="%4."/>
+      <w:lvlJc w:val="left"/>
+      <w:pPr>
+        <w:ind w:left="2880" w:hanging="360"/>
+      </w:pPr>
+    </w:lvl>
+    <w:lvl w:ilvl="4" w:tplc="400A0019" w:tentative="1">
+      <w:start w:val="1"/>
+      <w:numFmt w:val="lowerLetter"/>
+      <w:lvlText w:val="%5."/>
+      <w:lvlJc w:val="left"/>
+      <w:pPr>
+        <w:ind w:left="3600" w:hanging="360"/>
+      </w:pPr>
+    </w:lvl>
+    <w:lvl w:ilvl="5" w:tplc="400A001B" w:tentative="1">
+      <w:start w:val="1"/>
+      <w:numFmt w:val="lowerRoman"/>
+      <w:lvlText w:val="%6."/>
+      <w:lvlJc w:val="right"/>
+      <w:pPr>
+        <w:ind w:left="4320" w:hanging="180"/>
+      </w:pPr>
+    </w:lvl>
+    <w:lvl w:ilvl="6" w:tplc="400A000F" w:tentative="1">
+      <w:start w:val="1"/>
+      <w:numFmt w:val="decimal"/>
+      <w:lvlText w:val="%7."/>
+      <w:lvlJc w:val="left"/>
+      <w:pPr>
+        <w:ind w:left="5040" w:hanging="360"/>
+      </w:pPr>
+    </w:lvl>
+    <w:lvl w:ilvl="7" w:tplc="400A0019" w:tentative="1">
+      <w:start w:val="1"/>
+      <w:numFmt w:val="lowerLetter"/>
+      <w:lvlText w:val="%8."/>
+      <w:lvlJc w:val="left"/>
+      <w:pPr>
+        <w:ind w:left="5760" w:hanging="360"/>
+      </w:pPr>
+    </w:lvl>
+    <w:lvl w:ilvl="8" w:tplc="400A001B" w:tentative="1">
+      <w:start w:val="1"/>
+      <w:numFmt w:val="lowerRoman"/>
+      <w:lvlText w:val="%9."/>
+      <w:lvlJc w:val="right"/>
+      <w:pPr>
+        <w:ind w:left="6480" w:hanging="180"/>
+      </w:pPr>
+    </w:lvl>
+  </w:abstractNum>
+  <w:abstractNum w:abstractNumId="5" w15:restartNumberingAfterBreak="0">
     <w:nsid w:val="78785592"/>
     <w:multiLevelType w:val="hybridMultilevel"/>
     <w:tmpl w:val="0BBEE682"/>
@@ -1588,7 +4496,7 @@
       </w:rPr>
     </w:lvl>
   </w:abstractNum>
-  <w:abstractNum w:abstractNumId="3" w15:restartNumberingAfterBreak="0">
+  <w:abstractNum w:abstractNumId="6" w15:restartNumberingAfterBreak="0">
     <w:nsid w:val="7E8203CC"/>
     <w:multiLevelType w:val="hybridMultilevel"/>
     <w:tmpl w:val="910CFDDE"/>
@@ -1701,7 +4609,7 @@
       </w:rPr>
     </w:lvl>
   </w:abstractNum>
-  <w:abstractNum w:abstractNumId="4" w15:restartNumberingAfterBreak="0">
+  <w:abstractNum w:abstractNumId="7" w15:restartNumberingAfterBreak="0">
     <w:nsid w:val="7FA117F5"/>
     <w:multiLevelType w:val="multilevel"/>
     <w:tmpl w:val="6AA82EDC"/>
@@ -1815,19 +4723,28 @@
     </w:lvl>
   </w:abstractNum>
   <w:num w:numId="1">
+    <w:abstractNumId w:val="7"/>
+  </w:num>
+  <w:num w:numId="2">
+    <w:abstractNumId w:val="5"/>
+  </w:num>
+  <w:num w:numId="3">
+    <w:abstractNumId w:val="1"/>
+  </w:num>
+  <w:num w:numId="4">
+    <w:abstractNumId w:val="6"/>
+  </w:num>
+  <w:num w:numId="5">
+    <w:abstractNumId w:val="3"/>
+  </w:num>
+  <w:num w:numId="6">
+    <w:abstractNumId w:val="0"/>
+  </w:num>
+  <w:num w:numId="7">
     <w:abstractNumId w:val="4"/>
   </w:num>
-  <w:num w:numId="2">
+  <w:num w:numId="8">
     <w:abstractNumId w:val="2"/>
-  </w:num>
-  <w:num w:numId="3">
-    <w:abstractNumId w:val="0"/>
-  </w:num>
-  <w:num w:numId="4">
-    <w:abstractNumId w:val="3"/>
-  </w:num>
-  <w:num w:numId="5">
-    <w:abstractNumId w:val="1"/>
   </w:num>
 </w:numbering>
 </file>

--- a/Documentacion/CASOS DE USO.docx
+++ b/Documentacion/CASOS DE USO.docx
@@ -3493,6 +3493,9 @@
     <w:p/>
     <w:p>
       <w:r>
+        <w:rPr>
+          <w:highlight w:val="yellow"/>
+        </w:rPr>
         <w:t>Lista Final</w:t>
       </w:r>
     </w:p>
